--- a/src/content/bios/Stokes-J 2018.docx
+++ b/src/content/bios/Stokes-J 2018.docx
@@ -1,6 +1,6 @@
 
 <file path=word/document.xml><?xml version="1.0" encoding="utf-8"?>
-<w:document xmlns:wpc="http://schemas.microsoft.com/office/word/2010/wordprocessingCanvas" xmlns:cx="http://schemas.microsoft.com/office/drawing/2014/chartex" xmlns:cx1="http://schemas.microsoft.com/office/drawing/2015/9/8/chartex" xmlns:cx2="http://schemas.microsoft.com/office/drawing/2015/10/21/chartex" xmlns:cx3="http://schemas.microsoft.com/office/drawing/2016/5/9/chartex" xmlns:cx4="http://schemas.microsoft.com/office/drawing/2016/5/10/chartex" xmlns:cx5="http://schemas.microsoft.com/office/drawing/2016/5/11/chartex" xmlns:cx6="http://schemas.microsoft.com/office/drawing/2016/5/12/chartex" xmlns:cx7="http://schemas.microsoft.com/office/drawing/2016/5/13/chartex" xmlns:cx8="http://schemas.microsoft.com/office/drawing/2016/5/14/chartex" xmlns:mc="http://schemas.openxmlformats.org/markup-compatibility/2006" xmlns:aink="http://schemas.microsoft.com/office/drawing/2016/ink" xmlns:am3d="http://schemas.microsoft.com/office/drawing/2017/model3d" xmlns:o="urn:schemas-microsoft-com:office:office" xmlns:oel="http://schemas.microsoft.com/office/2019/extlst" xmlns:r="http://schemas.openxmlformats.org/officeDocument/2006/relationships" xmlns:m="http://schemas.openxmlformats.org/officeDocument/2006/math" xmlns:v="urn:schemas-microsoft-com:vml" xmlns:wp14="http://schemas.microsoft.com/office/word/2010/wordprocessingDrawing" xmlns:wp="http://schemas.openxmlformats.org/drawingml/2006/wordprocessingDrawing" xmlns:w10="urn:schemas-microsoft-com:office:word" xmlns:w="http://schemas.openxmlformats.org/wordprocessingml/2006/main" xmlns:w14="http://schemas.microsoft.com/office/word/2010/wordml" xmlns:w15="http://schemas.microsoft.com/office/word/2012/wordml" xmlns:w16cex="http://schemas.microsoft.com/office/word/2018/wordml/cex" xmlns:w16cid="http://schemas.microsoft.com/office/word/2016/wordml/cid" xmlns:w16="http://schemas.microsoft.com/office/word/2018/wordml" xmlns:w16du="http://schemas.microsoft.com/office/word/2023/wordml/word16du" xmlns:w16sdtdh="http://schemas.microsoft.com/office/word/2020/wordml/sdtdatahash" xmlns:w16sdtfl="http://schemas.microsoft.com/office/word/2024/wordml/sdtformatlock" xmlns:w16se="http://schemas.microsoft.com/office/word/2015/wordml/symex" xmlns:wpg="http://schemas.microsoft.com/office/word/2010/wordprocessingGroup" xmlns:wpi="http://schemas.microsoft.com/office/word/2010/wordprocessingInk" xmlns:wne="http://schemas.microsoft.com/office/word/2006/wordml" xmlns:wps="http://schemas.microsoft.com/office/word/2010/wordprocessingShape" mc:Ignorable="w14 w15 w16se w16cid w16 w16cex w16sdtdh w16sdtfl w16du wp14">
+<w:document xmlns:wpc="http://schemas.microsoft.com/office/word/2010/wordprocessingCanvas" xmlns:cx="http://schemas.microsoft.com/office/drawing/2014/chartex" xmlns:cx1="http://schemas.microsoft.com/office/drawing/2015/9/8/chartex" xmlns:cx2="http://schemas.microsoft.com/office/drawing/2015/10/21/chartex" xmlns:cx3="http://schemas.microsoft.com/office/drawing/2016/5/9/chartex" xmlns:cx4="http://schemas.microsoft.com/office/drawing/2016/5/10/chartex" xmlns:cx5="http://schemas.microsoft.com/office/drawing/2016/5/11/chartex" xmlns:cx6="http://schemas.microsoft.com/office/drawing/2016/5/12/chartex" xmlns:cx7="http://schemas.microsoft.com/office/drawing/2016/5/13/chartex" xmlns:cx8="http://schemas.microsoft.com/office/drawing/2016/5/14/chartex" xmlns:mc="http://schemas.openxmlformats.org/markup-compatibility/2006" xmlns:m="http://schemas.openxmlformats.org/officeDocument/2006/math" xmlns:aink="http://schemas.microsoft.com/office/drawing/2016/ink" xmlns:am3d="http://schemas.microsoft.com/office/drawing/2017/model3d" xmlns:oel="http://schemas.microsoft.com/office/2019/extlst" xmlns:r="http://schemas.openxmlformats.org/officeDocument/2006/relationships" xmlns:wp14="http://schemas.microsoft.com/office/word/2010/wordprocessingDrawing" xmlns:wp="http://schemas.openxmlformats.org/drawingml/2006/wordprocessingDrawing" xmlns:wpg="http://schemas.microsoft.com/office/word/2010/wordprocessingGroup" xmlns:wpi="http://schemas.microsoft.com/office/word/2010/wordprocessingInk" xmlns:wps="http://schemas.microsoft.com/office/word/2010/wordprocessingShape" xmlns:o="urn:schemas-microsoft-com:office:office" xmlns:v="urn:schemas-microsoft-com:vml" xmlns:w10="urn:schemas-microsoft-com:office:word" xmlns:w="http://schemas.openxmlformats.org/wordprocessingml/2006/main" xmlns:w14="http://schemas.microsoft.com/office/word/2010/wordml" xmlns:w15="http://schemas.microsoft.com/office/word/2012/wordml" xmlns:w16cei="http://schemas.microsoft.com/office/word/2026/wordml/cei" xmlns:w16cex="http://schemas.microsoft.com/office/word/2018/wordml/cex" xmlns:w16cid="http://schemas.microsoft.com/office/word/2016/wordml/cid" xmlns:w16="http://schemas.microsoft.com/office/word/2018/wordml" xmlns:w16sdtdh="http://schemas.microsoft.com/office/word/2020/wordml/sdtdatahash" xmlns:w16sdtfl="http://schemas.microsoft.com/office/word/2024/wordml/sdtformatlock" xmlns:w16se="http://schemas.microsoft.com/office/word/2015/wordml/symex" xmlns:w16du="http://schemas.microsoft.com/office/word/2023/wordml/word16du" xmlns:wne="http://schemas.microsoft.com/office/word/2006/wordml" mc:Ignorable="w14 w15 w16se w16cid w16 w16cex w16sdtdh w16sdtfl w16du wp14">
   <w:body>
     <w:p>
       <w:pPr>
@@ -348,18 +348,14 @@
         </w:rPr>
         <w:t xml:space="preserve"> </w:t>
       </w:r>
-      <w:hyperlink r:id="rId8" w:history="1">
-        <w:r>
-          <w:rPr>
-            <w:rStyle w:val="Hyperlink"/>
-            <w:sz w:val="24"/>
-            <w:szCs w:val="24"/>
-            <w:u w:val="none"/>
-            <w:lang w:val="fr-FR"/>
-          </w:rPr>
-          <w:t>https://upload.wikimedia.org/wikipedia/commons/0/07/Lt_Gen_Sir_John_Stokes.jpg</w:t>
-        </w:r>
-      </w:hyperlink>
+      <w:r>
+        <w:rPr>
+          <w:sz w:val="24"/>
+          <w:szCs w:val="24"/>
+          <w:lang w:val="en-GB"/>
+        </w:rPr>
+        <w:t>Stokes, c.1890, Wikimedia Commons</w:t>
+      </w:r>
       <w:r>
         <w:rPr>
           <w:b/>
@@ -7673,7 +7669,7 @@
         </w:rPr>
         <w:t xml:space="preserve"> </w:t>
       </w:r>
-      <w:hyperlink r:id="rId9" w:history="1">
+      <w:hyperlink r:id="rId8" w:history="1">
         <w:r>
           <w:rPr>
             <w:rStyle w:val="Hyperlink"/>
@@ -8282,7 +8278,7 @@
         </w:rPr>
         <w:t xml:space="preserve">, available at </w:t>
       </w:r>
-      <w:hyperlink r:id="rId10" w:history="1">
+      <w:hyperlink r:id="rId9" w:history="1">
         <w:r>
           <w:rPr>
             <w:rStyle w:val="Hyperlink"/>
@@ -8834,7 +8830,7 @@
           <w:szCs w:val="24"/>
           <w:lang w:val="fr-FR"/>
         </w:rPr>
-        <w:t xml:space="preserve">, Paris 1911; E. </w:t>
+        <w:t xml:space="preserve">, Paris 1911; E. Krehbiel, ‘The </w:t>
       </w:r>
       <w:proofErr w:type="spellStart"/>
       <w:r>
@@ -8844,7 +8840,7 @@
           <w:szCs w:val="24"/>
           <w:lang w:val="fr-FR"/>
         </w:rPr>
-        <w:t>Krehbiel</w:t>
+        <w:t>European</w:t>
       </w:r>
       <w:proofErr w:type="spellEnd"/>
       <w:r>
@@ -8854,7 +8850,7 @@
           <w:szCs w:val="24"/>
           <w:lang w:val="fr-FR"/>
         </w:rPr>
-        <w:t xml:space="preserve">, ‘The </w:t>
+        <w:t xml:space="preserve"> Commission of the Danube: An </w:t>
       </w:r>
       <w:proofErr w:type="spellStart"/>
       <w:r>
@@ -8864,37 +8860,944 @@
           <w:szCs w:val="24"/>
           <w:lang w:val="fr-FR"/>
         </w:rPr>
+        <w:t>Experiment</w:t>
+      </w:r>
+      <w:proofErr w:type="spellEnd"/>
+      <w:r>
+        <w:rPr>
+          <w:kern w:val="24"/>
+          <w:sz w:val="24"/>
+          <w:szCs w:val="24"/>
+          <w:lang w:val="fr-FR"/>
+        </w:rPr>
+        <w:t xml:space="preserve"> in International Administration’ </w:t>
+      </w:r>
+      <w:r>
+        <w:rPr>
+          <w:iCs/>
+          <w:kern w:val="24"/>
+          <w:sz w:val="24"/>
+          <w:szCs w:val="24"/>
+          <w:lang w:val="fr-FR"/>
+        </w:rPr>
+        <w:t xml:space="preserve">in </w:t>
+      </w:r>
+      <w:proofErr w:type="spellStart"/>
+      <w:r>
+        <w:rPr>
+          <w:i/>
+          <w:iCs/>
+          <w:kern w:val="24"/>
+          <w:sz w:val="24"/>
+          <w:szCs w:val="24"/>
+          <w:lang w:val="fr-FR"/>
+        </w:rPr>
+        <w:t>Political</w:t>
+      </w:r>
+      <w:proofErr w:type="spellEnd"/>
+      <w:r>
+        <w:rPr>
+          <w:i/>
+          <w:iCs/>
+          <w:kern w:val="24"/>
+          <w:sz w:val="24"/>
+          <w:szCs w:val="24"/>
+          <w:lang w:val="fr-FR"/>
+        </w:rPr>
+        <w:t xml:space="preserve"> Science </w:t>
+      </w:r>
+      <w:proofErr w:type="spellStart"/>
+      <w:r>
+        <w:rPr>
+          <w:i/>
+          <w:iCs/>
+          <w:kern w:val="24"/>
+          <w:sz w:val="24"/>
+          <w:szCs w:val="24"/>
+          <w:lang w:val="fr-FR"/>
+        </w:rPr>
+        <w:t>Quarterly</w:t>
+      </w:r>
+      <w:proofErr w:type="spellEnd"/>
+      <w:r>
+        <w:rPr>
+          <w:iCs/>
+          <w:kern w:val="24"/>
+          <w:sz w:val="24"/>
+          <w:szCs w:val="24"/>
+          <w:lang w:val="fr-FR"/>
+        </w:rPr>
+        <w:t>, 23/</w:t>
+      </w:r>
+      <w:r>
+        <w:rPr>
+          <w:kern w:val="24"/>
+          <w:sz w:val="24"/>
+          <w:szCs w:val="24"/>
+          <w:lang w:val="fr-FR"/>
+        </w:rPr>
+        <w:t>1, 1918, 38</w:t>
+      </w:r>
+      <w:r>
+        <w:rPr>
+          <w:kern w:val="24"/>
+          <w:sz w:val="24"/>
+          <w:szCs w:val="24"/>
+          <w:lang w:val="fr-FR"/>
+        </w:rPr>
+        <w:t>-</w:t>
+      </w:r>
+      <w:r>
+        <w:rPr>
+          <w:kern w:val="24"/>
+          <w:sz w:val="24"/>
+          <w:szCs w:val="24"/>
+          <w:lang w:val="fr-FR"/>
+        </w:rPr>
+        <w:t>5</w:t>
+      </w:r>
+      <w:r>
+        <w:rPr>
+          <w:kern w:val="24"/>
+          <w:sz w:val="24"/>
+          <w:szCs w:val="24"/>
+          <w:lang w:val="fr-FR"/>
+        </w:rPr>
+        <w:t xml:space="preserve">5; H. Hajnal, </w:t>
+      </w:r>
+      <w:r>
+        <w:rPr>
+          <w:i/>
+          <w:kern w:val="24"/>
+          <w:sz w:val="24"/>
+          <w:szCs w:val="24"/>
+          <w:lang w:val="fr-FR"/>
+        </w:rPr>
+        <w:t>The Danube:</w:t>
+      </w:r>
+      <w:r>
+        <w:rPr>
+          <w:i/>
+          <w:kern w:val="24"/>
+          <w:sz w:val="24"/>
+          <w:szCs w:val="24"/>
+          <w:lang w:val="fr-FR"/>
+        </w:rPr>
+        <w:t xml:space="preserve"> </w:t>
+      </w:r>
+      <w:proofErr w:type="spellStart"/>
+      <w:r>
+        <w:rPr>
+          <w:i/>
+          <w:kern w:val="24"/>
+          <w:sz w:val="24"/>
+          <w:szCs w:val="24"/>
+          <w:lang w:val="fr-FR"/>
+        </w:rPr>
+        <w:t>Its</w:t>
+      </w:r>
+      <w:proofErr w:type="spellEnd"/>
+      <w:r>
+        <w:rPr>
+          <w:i/>
+          <w:kern w:val="24"/>
+          <w:sz w:val="24"/>
+          <w:szCs w:val="24"/>
+          <w:lang w:val="fr-FR"/>
+        </w:rPr>
+        <w:t xml:space="preserve"> </w:t>
+      </w:r>
+      <w:proofErr w:type="spellStart"/>
+      <w:r>
+        <w:rPr>
+          <w:i/>
+          <w:kern w:val="24"/>
+          <w:sz w:val="24"/>
+          <w:szCs w:val="24"/>
+          <w:lang w:val="fr-FR"/>
+        </w:rPr>
+        <w:t>Historical</w:t>
+      </w:r>
+      <w:proofErr w:type="spellEnd"/>
+      <w:r>
+        <w:rPr>
+          <w:i/>
+          <w:kern w:val="24"/>
+          <w:sz w:val="24"/>
+          <w:szCs w:val="24"/>
+          <w:lang w:val="fr-FR"/>
+        </w:rPr>
+        <w:t xml:space="preserve">, </w:t>
+      </w:r>
+      <w:proofErr w:type="spellStart"/>
+      <w:r>
+        <w:rPr>
+          <w:i/>
+          <w:kern w:val="24"/>
+          <w:sz w:val="24"/>
+          <w:szCs w:val="24"/>
+          <w:lang w:val="fr-FR"/>
+        </w:rPr>
+        <w:t>Political</w:t>
+      </w:r>
+      <w:proofErr w:type="spellEnd"/>
+      <w:r>
+        <w:rPr>
+          <w:i/>
+          <w:kern w:val="24"/>
+          <w:sz w:val="24"/>
+          <w:szCs w:val="24"/>
+          <w:lang w:val="fr-FR"/>
+        </w:rPr>
+        <w:t xml:space="preserve"> and </w:t>
+      </w:r>
+      <w:proofErr w:type="spellStart"/>
+      <w:r>
+        <w:rPr>
+          <w:i/>
+          <w:kern w:val="24"/>
+          <w:sz w:val="24"/>
+          <w:szCs w:val="24"/>
+          <w:lang w:val="fr-FR"/>
+        </w:rPr>
+        <w:t>Economic</w:t>
+      </w:r>
+      <w:proofErr w:type="spellEnd"/>
+      <w:r>
+        <w:rPr>
+          <w:i/>
+          <w:kern w:val="24"/>
+          <w:sz w:val="24"/>
+          <w:szCs w:val="24"/>
+          <w:lang w:val="fr-FR"/>
+        </w:rPr>
+        <w:t xml:space="preserve"> Importance</w:t>
+      </w:r>
+      <w:r>
+        <w:rPr>
+          <w:kern w:val="24"/>
+          <w:sz w:val="24"/>
+          <w:szCs w:val="24"/>
+          <w:lang w:val="fr-FR"/>
+        </w:rPr>
+        <w:t xml:space="preserve">, The Hague 1920; J.C. Chamberlain, </w:t>
+      </w:r>
+      <w:r>
+        <w:rPr>
+          <w:i/>
+          <w:kern w:val="24"/>
+          <w:sz w:val="24"/>
+          <w:szCs w:val="24"/>
+          <w:lang w:val="fr-FR"/>
+        </w:rPr>
+        <w:t xml:space="preserve">The </w:t>
+      </w:r>
+      <w:proofErr w:type="spellStart"/>
+      <w:r>
+        <w:rPr>
+          <w:i/>
+          <w:kern w:val="24"/>
+          <w:sz w:val="24"/>
+          <w:szCs w:val="24"/>
+          <w:lang w:val="fr-FR"/>
+        </w:rPr>
+        <w:t>Regime</w:t>
+      </w:r>
+      <w:proofErr w:type="spellEnd"/>
+      <w:r>
+        <w:rPr>
+          <w:i/>
+          <w:kern w:val="24"/>
+          <w:sz w:val="24"/>
+          <w:szCs w:val="24"/>
+          <w:lang w:val="fr-FR"/>
+        </w:rPr>
+        <w:t xml:space="preserve"> of International Rivers: Danube and Rhine</w:t>
+      </w:r>
+      <w:r>
+        <w:rPr>
+          <w:kern w:val="24"/>
+          <w:sz w:val="24"/>
+          <w:szCs w:val="24"/>
+          <w:lang w:val="fr-FR"/>
+        </w:rPr>
+        <w:t>, New York</w:t>
+      </w:r>
+      <w:r>
+        <w:rPr>
+          <w:i/>
+          <w:kern w:val="24"/>
+          <w:sz w:val="24"/>
+          <w:szCs w:val="24"/>
+          <w:lang w:val="fr-FR"/>
+        </w:rPr>
+        <w:t xml:space="preserve"> </w:t>
+      </w:r>
+      <w:r>
+        <w:rPr>
+          <w:kern w:val="24"/>
+          <w:sz w:val="24"/>
+          <w:szCs w:val="24"/>
+          <w:lang w:val="fr-FR"/>
+        </w:rPr>
+        <w:t xml:space="preserve">1923; </w:t>
+      </w:r>
+      <w:r>
+        <w:rPr>
+          <w:i/>
+          <w:kern w:val="24"/>
+          <w:sz w:val="24"/>
+          <w:szCs w:val="24"/>
+          <w:lang w:val="fr-FR"/>
+        </w:rPr>
+        <w:t xml:space="preserve">La Commission </w:t>
+      </w:r>
+      <w:r>
+        <w:rPr>
+          <w:i/>
+          <w:kern w:val="24"/>
+          <w:sz w:val="24"/>
+          <w:szCs w:val="24"/>
+          <w:lang w:val="fr-FR"/>
+        </w:rPr>
+        <w:t>e</w:t>
+      </w:r>
+      <w:r>
+        <w:rPr>
+          <w:i/>
+          <w:kern w:val="24"/>
+          <w:sz w:val="24"/>
+          <w:szCs w:val="24"/>
+          <w:lang w:val="fr-FR"/>
+        </w:rPr>
+        <w:t>uropéenne du Danube et son Œuvre de 1856 à 1931</w:t>
+      </w:r>
+      <w:r>
+        <w:rPr>
+          <w:kern w:val="24"/>
+          <w:sz w:val="24"/>
+          <w:szCs w:val="24"/>
+          <w:lang w:val="fr-FR"/>
+        </w:rPr>
+        <w:t xml:space="preserve">, Paris 1931; P. </w:t>
+      </w:r>
+      <w:r>
+        <w:rPr>
+          <w:snapToGrid w:val="0"/>
+          <w:kern w:val="24"/>
+          <w:sz w:val="24"/>
+          <w:szCs w:val="24"/>
+          <w:lang w:val="fr-FR"/>
+        </w:rPr>
+        <w:t xml:space="preserve">Gogeanu, </w:t>
+      </w:r>
+      <w:proofErr w:type="spellStart"/>
+      <w:r>
+        <w:rPr>
+          <w:i/>
+          <w:kern w:val="24"/>
+          <w:sz w:val="24"/>
+          <w:szCs w:val="24"/>
+          <w:lang w:val="fr-FR"/>
+        </w:rPr>
+        <w:t>Dunărea</w:t>
+      </w:r>
+      <w:proofErr w:type="spellEnd"/>
+      <w:r>
+        <w:rPr>
+          <w:i/>
+          <w:kern w:val="24"/>
+          <w:sz w:val="24"/>
+          <w:szCs w:val="24"/>
+          <w:lang w:val="fr-FR"/>
+        </w:rPr>
+        <w:t xml:space="preserve"> </w:t>
+      </w:r>
+      <w:proofErr w:type="spellStart"/>
+      <w:r>
+        <w:rPr>
+          <w:i/>
+          <w:kern w:val="24"/>
+          <w:sz w:val="24"/>
+          <w:szCs w:val="24"/>
+          <w:lang w:val="fr-FR"/>
+        </w:rPr>
+        <w:t>în</w:t>
+      </w:r>
+      <w:proofErr w:type="spellEnd"/>
+      <w:r>
+        <w:rPr>
+          <w:i/>
+          <w:kern w:val="24"/>
+          <w:sz w:val="24"/>
+          <w:szCs w:val="24"/>
+          <w:lang w:val="fr-FR"/>
+        </w:rPr>
+        <w:t xml:space="preserve"> </w:t>
+      </w:r>
+      <w:proofErr w:type="spellStart"/>
+      <w:r>
+        <w:rPr>
+          <w:i/>
+          <w:kern w:val="24"/>
+          <w:sz w:val="24"/>
+          <w:szCs w:val="24"/>
+          <w:lang w:val="fr-FR"/>
+        </w:rPr>
+        <w:t>relaţiile</w:t>
+      </w:r>
+      <w:proofErr w:type="spellEnd"/>
+      <w:r>
+        <w:rPr>
+          <w:i/>
+          <w:kern w:val="24"/>
+          <w:sz w:val="24"/>
+          <w:szCs w:val="24"/>
+          <w:lang w:val="fr-FR"/>
+        </w:rPr>
+        <w:t xml:space="preserve"> </w:t>
+      </w:r>
+      <w:proofErr w:type="spellStart"/>
+      <w:r>
+        <w:rPr>
+          <w:i/>
+          <w:kern w:val="24"/>
+          <w:sz w:val="24"/>
+          <w:szCs w:val="24"/>
+          <w:lang w:val="fr-FR"/>
+        </w:rPr>
+        <w:t>internaţionale</w:t>
+      </w:r>
+      <w:proofErr w:type="spellEnd"/>
+      <w:r>
+        <w:rPr>
+          <w:iCs/>
+          <w:kern w:val="24"/>
+          <w:sz w:val="24"/>
+          <w:szCs w:val="24"/>
+          <w:lang w:val="fr-FR"/>
+        </w:rPr>
+        <w:t xml:space="preserve">, </w:t>
+      </w:r>
+      <w:proofErr w:type="spellStart"/>
+      <w:r>
+        <w:rPr>
+          <w:kern w:val="24"/>
+          <w:sz w:val="24"/>
+          <w:szCs w:val="24"/>
+          <w:lang w:val="fr-FR"/>
+        </w:rPr>
+        <w:t>Bucharest</w:t>
+      </w:r>
+      <w:proofErr w:type="spellEnd"/>
+      <w:r>
+        <w:rPr>
+          <w:kern w:val="24"/>
+          <w:sz w:val="24"/>
+          <w:szCs w:val="24"/>
+          <w:lang w:val="fr-FR"/>
+        </w:rPr>
+        <w:t xml:space="preserve"> 1970; P. </w:t>
+      </w:r>
+      <w:proofErr w:type="spellStart"/>
+      <w:r>
+        <w:rPr>
+          <w:kern w:val="24"/>
+          <w:sz w:val="24"/>
+          <w:szCs w:val="24"/>
+          <w:lang w:val="fr-FR"/>
+        </w:rPr>
+        <w:t>Cernovodeanu</w:t>
+      </w:r>
+      <w:proofErr w:type="spellEnd"/>
+      <w:r>
+        <w:rPr>
+          <w:kern w:val="24"/>
+          <w:sz w:val="24"/>
+          <w:szCs w:val="24"/>
+          <w:lang w:val="fr-FR"/>
+        </w:rPr>
+        <w:t xml:space="preserve">, </w:t>
+      </w:r>
+      <w:proofErr w:type="spellStart"/>
+      <w:r>
+        <w:rPr>
+          <w:i/>
+          <w:kern w:val="24"/>
+          <w:sz w:val="24"/>
+          <w:szCs w:val="24"/>
+          <w:lang w:val="fr-FR"/>
+        </w:rPr>
+        <w:t>Relaţiile</w:t>
+      </w:r>
+      <w:proofErr w:type="spellEnd"/>
+      <w:r>
+        <w:rPr>
+          <w:i/>
+          <w:kern w:val="24"/>
+          <w:sz w:val="24"/>
+          <w:szCs w:val="24"/>
+          <w:lang w:val="fr-FR"/>
+        </w:rPr>
+        <w:t xml:space="preserve"> </w:t>
+      </w:r>
+      <w:proofErr w:type="spellStart"/>
+      <w:r>
+        <w:rPr>
+          <w:i/>
+          <w:kern w:val="24"/>
+          <w:sz w:val="24"/>
+          <w:szCs w:val="24"/>
+          <w:lang w:val="fr-FR"/>
+        </w:rPr>
+        <w:t>comerciale</w:t>
+      </w:r>
+      <w:proofErr w:type="spellEnd"/>
+      <w:r>
+        <w:rPr>
+          <w:i/>
+          <w:kern w:val="24"/>
+          <w:sz w:val="24"/>
+          <w:szCs w:val="24"/>
+          <w:lang w:val="fr-FR"/>
+        </w:rPr>
+        <w:t xml:space="preserve"> </w:t>
+      </w:r>
+      <w:proofErr w:type="spellStart"/>
+      <w:r>
+        <w:rPr>
+          <w:i/>
+          <w:kern w:val="24"/>
+          <w:sz w:val="24"/>
+          <w:szCs w:val="24"/>
+          <w:lang w:val="fr-FR"/>
+        </w:rPr>
+        <w:t>româno-engleze</w:t>
+      </w:r>
+      <w:proofErr w:type="spellEnd"/>
+      <w:r>
+        <w:rPr>
+          <w:i/>
+          <w:kern w:val="24"/>
+          <w:sz w:val="24"/>
+          <w:szCs w:val="24"/>
+          <w:lang w:val="fr-FR"/>
+        </w:rPr>
+        <w:t xml:space="preserve"> </w:t>
+      </w:r>
+      <w:proofErr w:type="spellStart"/>
+      <w:r>
+        <w:rPr>
+          <w:i/>
+          <w:kern w:val="24"/>
+          <w:sz w:val="24"/>
+          <w:szCs w:val="24"/>
+          <w:lang w:val="fr-FR"/>
+        </w:rPr>
+        <w:t>în</w:t>
+      </w:r>
+      <w:proofErr w:type="spellEnd"/>
+      <w:r>
+        <w:rPr>
+          <w:i/>
+          <w:kern w:val="24"/>
+          <w:sz w:val="24"/>
+          <w:szCs w:val="24"/>
+          <w:lang w:val="fr-FR"/>
+        </w:rPr>
+        <w:t xml:space="preserve"> </w:t>
+      </w:r>
+      <w:proofErr w:type="spellStart"/>
+      <w:r>
+        <w:rPr>
+          <w:i/>
+          <w:kern w:val="24"/>
+          <w:sz w:val="24"/>
+          <w:szCs w:val="24"/>
+          <w:lang w:val="fr-FR"/>
+        </w:rPr>
+        <w:t>contextul</w:t>
+      </w:r>
+      <w:proofErr w:type="spellEnd"/>
+      <w:r>
+        <w:rPr>
+          <w:i/>
+          <w:kern w:val="24"/>
+          <w:sz w:val="24"/>
+          <w:szCs w:val="24"/>
+          <w:lang w:val="fr-FR"/>
+        </w:rPr>
+        <w:t xml:space="preserve"> </w:t>
+      </w:r>
+      <w:proofErr w:type="spellStart"/>
+      <w:r>
+        <w:rPr>
+          <w:i/>
+          <w:kern w:val="24"/>
+          <w:sz w:val="24"/>
+          <w:szCs w:val="24"/>
+          <w:lang w:val="fr-FR"/>
+        </w:rPr>
+        <w:t>politicii</w:t>
+      </w:r>
+      <w:proofErr w:type="spellEnd"/>
+      <w:r>
+        <w:rPr>
+          <w:i/>
+          <w:kern w:val="24"/>
+          <w:sz w:val="24"/>
+          <w:szCs w:val="24"/>
+          <w:lang w:val="fr-FR"/>
+        </w:rPr>
+        <w:t xml:space="preserve"> o</w:t>
+      </w:r>
+      <w:r>
+        <w:rPr>
+          <w:i/>
+          <w:kern w:val="24"/>
+          <w:sz w:val="24"/>
+          <w:szCs w:val="24"/>
+          <w:lang w:val="fr-FR"/>
+        </w:rPr>
+        <w:t>rientale a Marii Britanii (1803-</w:t>
+      </w:r>
+      <w:r>
+        <w:rPr>
+          <w:i/>
+          <w:kern w:val="24"/>
+          <w:sz w:val="24"/>
+          <w:szCs w:val="24"/>
+          <w:lang w:val="fr-FR"/>
+        </w:rPr>
+        <w:t>1878)</w:t>
+      </w:r>
+      <w:r>
+        <w:rPr>
+          <w:kern w:val="24"/>
+          <w:sz w:val="24"/>
+          <w:szCs w:val="24"/>
+          <w:lang w:val="fr-FR"/>
+        </w:rPr>
+        <w:t>, Cluj-Napoca 1986; S.G. Focas,</w:t>
+      </w:r>
+      <w:r>
+        <w:rPr>
+          <w:i/>
+          <w:kern w:val="24"/>
+          <w:sz w:val="24"/>
+          <w:szCs w:val="24"/>
+          <w:lang w:val="fr-FR"/>
+        </w:rPr>
+        <w:t xml:space="preserve"> The Lower Danube River:</w:t>
+      </w:r>
+      <w:r>
+        <w:rPr>
+          <w:i/>
+          <w:kern w:val="24"/>
+          <w:sz w:val="24"/>
+          <w:szCs w:val="24"/>
+          <w:lang w:val="fr-FR"/>
+        </w:rPr>
+        <w:t xml:space="preserve"> In the </w:t>
+      </w:r>
+      <w:proofErr w:type="spellStart"/>
+      <w:r>
+        <w:rPr>
+          <w:i/>
+          <w:kern w:val="24"/>
+          <w:sz w:val="24"/>
+          <w:szCs w:val="24"/>
+          <w:lang w:val="fr-FR"/>
+        </w:rPr>
+        <w:t>Southeastern</w:t>
+      </w:r>
+      <w:proofErr w:type="spellEnd"/>
+      <w:r>
+        <w:rPr>
+          <w:i/>
+          <w:kern w:val="24"/>
+          <w:sz w:val="24"/>
+          <w:szCs w:val="24"/>
+          <w:lang w:val="fr-FR"/>
+        </w:rPr>
+        <w:t xml:space="preserve"> </w:t>
+      </w:r>
+      <w:proofErr w:type="spellStart"/>
+      <w:r>
+        <w:rPr>
+          <w:i/>
+          <w:kern w:val="24"/>
+          <w:sz w:val="24"/>
+          <w:szCs w:val="24"/>
+          <w:lang w:val="fr-FR"/>
+        </w:rPr>
         <w:t>European</w:t>
       </w:r>
       <w:proofErr w:type="spellEnd"/>
       <w:r>
         <w:rPr>
+          <w:i/>
           <w:kern w:val="24"/>
           <w:sz w:val="24"/>
           <w:szCs w:val="24"/>
           <w:lang w:val="fr-FR"/>
         </w:rPr>
-        <w:t xml:space="preserve"> Commission of the Danube: An </w:t>
+        <w:t xml:space="preserve"> </w:t>
       </w:r>
       <w:proofErr w:type="spellStart"/>
       <w:r>
         <w:rPr>
+          <w:i/>
           <w:kern w:val="24"/>
           <w:sz w:val="24"/>
           <w:szCs w:val="24"/>
           <w:lang w:val="fr-FR"/>
         </w:rPr>
-        <w:t>Experiment</w:t>
+        <w:t>Poli</w:t>
+      </w:r>
+      <w:r>
+        <w:rPr>
+          <w:i/>
+          <w:kern w:val="24"/>
+          <w:sz w:val="24"/>
+          <w:szCs w:val="24"/>
+          <w:lang w:val="fr-FR"/>
+        </w:rPr>
+        <w:t>tical</w:t>
       </w:r>
       <w:proofErr w:type="spellEnd"/>
       <w:r>
         <w:rPr>
+          <w:i/>
           <w:kern w:val="24"/>
           <w:sz w:val="24"/>
           <w:szCs w:val="24"/>
           <w:lang w:val="fr-FR"/>
         </w:rPr>
-        <w:t xml:space="preserve"> in International Administration’ </w:t>
+        <w:t xml:space="preserve"> </w:t>
+      </w:r>
+      <w:r>
+        <w:rPr>
+          <w:i/>
+          <w:kern w:val="24"/>
+          <w:sz w:val="24"/>
+          <w:szCs w:val="24"/>
+          <w:lang w:val="fr-FR"/>
+        </w:rPr>
+        <w:t xml:space="preserve">and </w:t>
+      </w:r>
+      <w:proofErr w:type="spellStart"/>
+      <w:r>
+        <w:rPr>
+          <w:i/>
+          <w:kern w:val="24"/>
+          <w:sz w:val="24"/>
+          <w:szCs w:val="24"/>
+          <w:lang w:val="fr-FR"/>
+        </w:rPr>
+        <w:t>Economic</w:t>
+      </w:r>
+      <w:proofErr w:type="spellEnd"/>
+      <w:r>
+        <w:rPr>
+          <w:i/>
+          <w:kern w:val="24"/>
+          <w:sz w:val="24"/>
+          <w:szCs w:val="24"/>
+          <w:lang w:val="fr-FR"/>
+        </w:rPr>
+        <w:t xml:space="preserve"> </w:t>
+      </w:r>
+      <w:proofErr w:type="spellStart"/>
+      <w:r>
+        <w:rPr>
+          <w:i/>
+          <w:kern w:val="24"/>
+          <w:sz w:val="24"/>
+          <w:szCs w:val="24"/>
+          <w:lang w:val="fr-FR"/>
+        </w:rPr>
+        <w:t>Complex</w:t>
+      </w:r>
+      <w:proofErr w:type="spellEnd"/>
+      <w:r>
+        <w:rPr>
+          <w:i/>
+          <w:kern w:val="24"/>
+          <w:sz w:val="24"/>
+          <w:szCs w:val="24"/>
+          <w:lang w:val="fr-FR"/>
+        </w:rPr>
+        <w:t xml:space="preserve"> </w:t>
+      </w:r>
+      <w:proofErr w:type="spellStart"/>
+      <w:r>
+        <w:rPr>
+          <w:i/>
+          <w:kern w:val="24"/>
+          <w:sz w:val="24"/>
+          <w:szCs w:val="24"/>
+          <w:lang w:val="fr-FR"/>
+        </w:rPr>
+        <w:t>from</w:t>
+      </w:r>
+      <w:proofErr w:type="spellEnd"/>
+      <w:r>
+        <w:rPr>
+          <w:i/>
+          <w:kern w:val="24"/>
+          <w:sz w:val="24"/>
+          <w:szCs w:val="24"/>
+          <w:lang w:val="fr-FR"/>
+        </w:rPr>
+        <w:t xml:space="preserve"> </w:t>
+      </w:r>
+      <w:proofErr w:type="spellStart"/>
+      <w:r>
+        <w:rPr>
+          <w:i/>
+          <w:kern w:val="24"/>
+          <w:sz w:val="24"/>
+          <w:szCs w:val="24"/>
+          <w:lang w:val="fr-FR"/>
+        </w:rPr>
+        <w:t>Antiquity</w:t>
+      </w:r>
+      <w:proofErr w:type="spellEnd"/>
+      <w:r>
+        <w:rPr>
+          <w:i/>
+          <w:kern w:val="24"/>
+          <w:sz w:val="24"/>
+          <w:szCs w:val="24"/>
+          <w:lang w:val="fr-FR"/>
+        </w:rPr>
+        <w:t xml:space="preserve"> to the </w:t>
+      </w:r>
+      <w:proofErr w:type="spellStart"/>
+      <w:r>
+        <w:rPr>
+          <w:i/>
+          <w:kern w:val="24"/>
+          <w:sz w:val="24"/>
+          <w:szCs w:val="24"/>
+          <w:lang w:val="fr-FR"/>
+        </w:rPr>
+        <w:t>Conference</w:t>
+      </w:r>
+      <w:proofErr w:type="spellEnd"/>
+      <w:r>
+        <w:rPr>
+          <w:i/>
+          <w:kern w:val="24"/>
+          <w:sz w:val="24"/>
+          <w:szCs w:val="24"/>
+          <w:lang w:val="fr-FR"/>
+        </w:rPr>
+        <w:t xml:space="preserve"> of Belgrade of 1948</w:t>
+      </w:r>
+      <w:r>
+        <w:rPr>
+          <w:kern w:val="24"/>
+          <w:sz w:val="24"/>
+          <w:szCs w:val="24"/>
+          <w:lang w:val="fr-FR"/>
+        </w:rPr>
+        <w:t xml:space="preserve">, Boulder 1987; C.W.S. Hartley, </w:t>
+      </w:r>
+      <w:r>
+        <w:rPr>
+          <w:i/>
+          <w:kern w:val="24"/>
+          <w:sz w:val="24"/>
+          <w:szCs w:val="24"/>
+          <w:lang w:val="fr-FR"/>
+        </w:rPr>
+        <w:t xml:space="preserve">A </w:t>
+      </w:r>
+      <w:proofErr w:type="spellStart"/>
+      <w:r>
+        <w:rPr>
+          <w:i/>
+          <w:kern w:val="24"/>
+          <w:sz w:val="24"/>
+          <w:szCs w:val="24"/>
+          <w:lang w:val="fr-FR"/>
+        </w:rPr>
+        <w:t>Biography</w:t>
+      </w:r>
+      <w:proofErr w:type="spellEnd"/>
+      <w:r>
+        <w:rPr>
+          <w:i/>
+          <w:kern w:val="24"/>
+          <w:sz w:val="24"/>
+          <w:szCs w:val="24"/>
+          <w:lang w:val="fr-FR"/>
+        </w:rPr>
+        <w:t xml:space="preserve"> of Sir Charles Hartley, Civil </w:t>
+      </w:r>
+      <w:proofErr w:type="spellStart"/>
+      <w:r>
+        <w:rPr>
+          <w:i/>
+          <w:kern w:val="24"/>
+          <w:sz w:val="24"/>
+          <w:szCs w:val="24"/>
+          <w:lang w:val="fr-FR"/>
+        </w:rPr>
+        <w:t>Engineer</w:t>
+      </w:r>
+      <w:proofErr w:type="spellEnd"/>
+      <w:r>
+        <w:rPr>
+          <w:i/>
+          <w:kern w:val="24"/>
+          <w:sz w:val="24"/>
+          <w:szCs w:val="24"/>
+          <w:lang w:val="fr-FR"/>
+        </w:rPr>
+        <w:t xml:space="preserve"> (1825</w:t>
+      </w:r>
+      <w:r>
+        <w:rPr>
+          <w:i/>
+          <w:kern w:val="24"/>
+          <w:sz w:val="24"/>
+          <w:szCs w:val="24"/>
+          <w:lang w:val="fr-FR"/>
+        </w:rPr>
+        <w:t>-</w:t>
+      </w:r>
+      <w:r>
+        <w:rPr>
+          <w:i/>
+          <w:kern w:val="24"/>
+          <w:sz w:val="24"/>
+          <w:szCs w:val="24"/>
+          <w:lang w:val="fr-FR"/>
+        </w:rPr>
+        <w:t>1915):</w:t>
+      </w:r>
+      <w:r>
+        <w:rPr>
+          <w:i/>
+          <w:kern w:val="24"/>
+          <w:sz w:val="24"/>
+          <w:szCs w:val="24"/>
+          <w:lang w:val="fr-FR"/>
+        </w:rPr>
+        <w:t xml:space="preserve"> </w:t>
+      </w:r>
+      <w:r>
+        <w:rPr>
+          <w:i/>
+          <w:kern w:val="24"/>
+          <w:sz w:val="24"/>
+          <w:szCs w:val="24"/>
+          <w:lang w:val="en-GB"/>
+        </w:rPr>
+        <w:t>The Father of the Danube</w:t>
       </w:r>
       <w:r>
         <w:rPr>
@@ -8902,1149 +9805,82 @@
           <w:kern w:val="24"/>
           <w:sz w:val="24"/>
           <w:szCs w:val="24"/>
-          <w:lang w:val="fr-FR"/>
-        </w:rPr>
-        <w:t xml:space="preserve">in </w:t>
+          <w:lang w:val="en-GB"/>
+        </w:rPr>
+        <w:t>, V</w:t>
+      </w:r>
+      <w:r>
+        <w:rPr>
+          <w:iCs/>
+          <w:kern w:val="24"/>
+          <w:sz w:val="24"/>
+          <w:szCs w:val="24"/>
+          <w:lang w:val="en-GB"/>
+        </w:rPr>
+        <w:t>olumes</w:t>
+      </w:r>
+      <w:r>
+        <w:rPr>
+          <w:iCs/>
+          <w:kern w:val="24"/>
+          <w:sz w:val="24"/>
+          <w:szCs w:val="24"/>
+          <w:lang w:val="en-GB"/>
+        </w:rPr>
+        <w:t xml:space="preserve"> I-II, Lewiston </w:t>
+      </w:r>
+      <w:r>
+        <w:rPr>
+          <w:kern w:val="24"/>
+          <w:sz w:val="24"/>
+          <w:szCs w:val="24"/>
+          <w:lang w:val="en-GB"/>
+        </w:rPr>
+        <w:t xml:space="preserve">1989; Ș. Stanciu, </w:t>
       </w:r>
       <w:proofErr w:type="spellStart"/>
       <w:r>
         <w:rPr>
           <w:i/>
-          <w:iCs/>
-          <w:kern w:val="24"/>
-          <w:sz w:val="24"/>
-          <w:szCs w:val="24"/>
-          <w:lang w:val="fr-FR"/>
-        </w:rPr>
-        <w:t>Political</w:t>
+          <w:kern w:val="24"/>
+          <w:sz w:val="24"/>
+          <w:szCs w:val="24"/>
+          <w:lang w:val="en-GB"/>
+        </w:rPr>
+        <w:t>România</w:t>
       </w:r>
       <w:proofErr w:type="spellEnd"/>
       <w:r>
         <w:rPr>
           <w:i/>
-          <w:iCs/>
-          <w:kern w:val="24"/>
-          <w:sz w:val="24"/>
-          <w:szCs w:val="24"/>
-          <w:lang w:val="fr-FR"/>
-        </w:rPr>
-        <w:t xml:space="preserve"> Science </w:t>
+          <w:kern w:val="24"/>
+          <w:sz w:val="24"/>
+          <w:szCs w:val="24"/>
+          <w:lang w:val="en-GB"/>
+        </w:rPr>
+        <w:t xml:space="preserve"> </w:t>
       </w:r>
       <w:proofErr w:type="spellStart"/>
       <w:r>
         <w:rPr>
           <w:i/>
-          <w:iCs/>
-          <w:kern w:val="24"/>
-          <w:sz w:val="24"/>
-          <w:szCs w:val="24"/>
-          <w:lang w:val="fr-FR"/>
-        </w:rPr>
-        <w:t>Quarterly</w:t>
+          <w:kern w:val="24"/>
+          <w:sz w:val="24"/>
+          <w:szCs w:val="24"/>
+          <w:lang w:val="en-GB"/>
+        </w:rPr>
+        <w:t>şi</w:t>
       </w:r>
       <w:proofErr w:type="spellEnd"/>
       <w:r>
         <w:rPr>
-          <w:iCs/>
-          <w:kern w:val="24"/>
-          <w:sz w:val="24"/>
-          <w:szCs w:val="24"/>
-          <w:lang w:val="fr-FR"/>
-        </w:rPr>
-        <w:t>, 23/</w:t>
-      </w:r>
-      <w:r>
-        <w:rPr>
-          <w:kern w:val="24"/>
-          <w:sz w:val="24"/>
-          <w:szCs w:val="24"/>
-          <w:lang w:val="fr-FR"/>
-        </w:rPr>
-        <w:t>1, 1918, 38</w:t>
-      </w:r>
-      <w:r>
-        <w:rPr>
-          <w:kern w:val="24"/>
-          <w:sz w:val="24"/>
-          <w:szCs w:val="24"/>
-          <w:lang w:val="fr-FR"/>
-        </w:rPr>
-        <w:t>-</w:t>
-      </w:r>
-      <w:r>
-        <w:rPr>
-          <w:kern w:val="24"/>
-          <w:sz w:val="24"/>
-          <w:szCs w:val="24"/>
-          <w:lang w:val="fr-FR"/>
-        </w:rPr>
-        <w:t>5</w:t>
-      </w:r>
-      <w:r>
-        <w:rPr>
-          <w:kern w:val="24"/>
-          <w:sz w:val="24"/>
-          <w:szCs w:val="24"/>
-          <w:lang w:val="fr-FR"/>
-        </w:rPr>
-        <w:t xml:space="preserve">5; H. </w:t>
-      </w:r>
-      <w:proofErr w:type="spellStart"/>
-      <w:r>
-        <w:rPr>
-          <w:kern w:val="24"/>
-          <w:sz w:val="24"/>
-          <w:szCs w:val="24"/>
-          <w:lang w:val="fr-FR"/>
-        </w:rPr>
-        <w:t>Hajnal</w:t>
-      </w:r>
-      <w:proofErr w:type="spellEnd"/>
-      <w:r>
-        <w:rPr>
-          <w:kern w:val="24"/>
-          <w:sz w:val="24"/>
-          <w:szCs w:val="24"/>
-          <w:lang w:val="fr-FR"/>
-        </w:rPr>
-        <w:t xml:space="preserve">, </w:t>
-      </w:r>
-      <w:r>
-        <w:rPr>
-          <w:i/>
-          <w:kern w:val="24"/>
-          <w:sz w:val="24"/>
-          <w:szCs w:val="24"/>
-          <w:lang w:val="fr-FR"/>
-        </w:rPr>
-        <w:t>The Danube:</w:t>
-      </w:r>
-      <w:r>
-        <w:rPr>
-          <w:i/>
-          <w:kern w:val="24"/>
-          <w:sz w:val="24"/>
-          <w:szCs w:val="24"/>
-          <w:lang w:val="fr-FR"/>
-        </w:rPr>
-        <w:t xml:space="preserve"> </w:t>
-      </w:r>
-      <w:proofErr w:type="spellStart"/>
-      <w:r>
-        <w:rPr>
-          <w:i/>
-          <w:kern w:val="24"/>
-          <w:sz w:val="24"/>
-          <w:szCs w:val="24"/>
-          <w:lang w:val="fr-FR"/>
-        </w:rPr>
-        <w:t>Its</w:t>
-      </w:r>
-      <w:proofErr w:type="spellEnd"/>
-      <w:r>
-        <w:rPr>
-          <w:i/>
-          <w:kern w:val="24"/>
-          <w:sz w:val="24"/>
-          <w:szCs w:val="24"/>
-          <w:lang w:val="fr-FR"/>
-        </w:rPr>
-        <w:t xml:space="preserve"> </w:t>
-      </w:r>
-      <w:proofErr w:type="spellStart"/>
-      <w:r>
-        <w:rPr>
-          <w:i/>
-          <w:kern w:val="24"/>
-          <w:sz w:val="24"/>
-          <w:szCs w:val="24"/>
-          <w:lang w:val="fr-FR"/>
-        </w:rPr>
-        <w:t>Historical</w:t>
-      </w:r>
-      <w:proofErr w:type="spellEnd"/>
-      <w:r>
-        <w:rPr>
-          <w:i/>
-          <w:kern w:val="24"/>
-          <w:sz w:val="24"/>
-          <w:szCs w:val="24"/>
-          <w:lang w:val="fr-FR"/>
-        </w:rPr>
-        <w:t xml:space="preserve">, </w:t>
-      </w:r>
-      <w:proofErr w:type="spellStart"/>
-      <w:r>
-        <w:rPr>
-          <w:i/>
-          <w:kern w:val="24"/>
-          <w:sz w:val="24"/>
-          <w:szCs w:val="24"/>
-          <w:lang w:val="fr-FR"/>
-        </w:rPr>
-        <w:t>Political</w:t>
-      </w:r>
-      <w:proofErr w:type="spellEnd"/>
-      <w:r>
-        <w:rPr>
-          <w:i/>
-          <w:kern w:val="24"/>
-          <w:sz w:val="24"/>
-          <w:szCs w:val="24"/>
-          <w:lang w:val="fr-FR"/>
-        </w:rPr>
-        <w:t xml:space="preserve"> and </w:t>
-      </w:r>
-      <w:proofErr w:type="spellStart"/>
-      <w:r>
-        <w:rPr>
-          <w:i/>
-          <w:kern w:val="24"/>
-          <w:sz w:val="24"/>
-          <w:szCs w:val="24"/>
-          <w:lang w:val="fr-FR"/>
-        </w:rPr>
-        <w:t>Economic</w:t>
-      </w:r>
-      <w:proofErr w:type="spellEnd"/>
-      <w:r>
-        <w:rPr>
-          <w:i/>
-          <w:kern w:val="24"/>
-          <w:sz w:val="24"/>
-          <w:szCs w:val="24"/>
-          <w:lang w:val="fr-FR"/>
-        </w:rPr>
-        <w:t xml:space="preserve"> Importance</w:t>
-      </w:r>
-      <w:r>
-        <w:rPr>
-          <w:kern w:val="24"/>
-          <w:sz w:val="24"/>
-          <w:szCs w:val="24"/>
-          <w:lang w:val="fr-FR"/>
-        </w:rPr>
-        <w:t xml:space="preserve">, The Hague 1920; J.C. Chamberlain, </w:t>
-      </w:r>
-      <w:r>
-        <w:rPr>
-          <w:i/>
-          <w:kern w:val="24"/>
-          <w:sz w:val="24"/>
-          <w:szCs w:val="24"/>
-          <w:lang w:val="fr-FR"/>
-        </w:rPr>
-        <w:t xml:space="preserve">The </w:t>
-      </w:r>
-      <w:proofErr w:type="spellStart"/>
-      <w:r>
-        <w:rPr>
-          <w:i/>
-          <w:kern w:val="24"/>
-          <w:sz w:val="24"/>
-          <w:szCs w:val="24"/>
-          <w:lang w:val="fr-FR"/>
-        </w:rPr>
-        <w:t>Regime</w:t>
-      </w:r>
-      <w:proofErr w:type="spellEnd"/>
-      <w:r>
-        <w:rPr>
-          <w:i/>
-          <w:kern w:val="24"/>
-          <w:sz w:val="24"/>
-          <w:szCs w:val="24"/>
-          <w:lang w:val="fr-FR"/>
-        </w:rPr>
-        <w:t xml:space="preserve"> of International Rivers: Danube and Rhine</w:t>
-      </w:r>
-      <w:r>
-        <w:rPr>
-          <w:kern w:val="24"/>
-          <w:sz w:val="24"/>
-          <w:szCs w:val="24"/>
-          <w:lang w:val="fr-FR"/>
-        </w:rPr>
-        <w:t>, New York</w:t>
-      </w:r>
-      <w:r>
-        <w:rPr>
-          <w:i/>
-          <w:kern w:val="24"/>
-          <w:sz w:val="24"/>
-          <w:szCs w:val="24"/>
-          <w:lang w:val="fr-FR"/>
-        </w:rPr>
-        <w:t xml:space="preserve"> </w:t>
-      </w:r>
-      <w:r>
-        <w:rPr>
-          <w:kern w:val="24"/>
-          <w:sz w:val="24"/>
-          <w:szCs w:val="24"/>
-          <w:lang w:val="fr-FR"/>
-        </w:rPr>
-        <w:t xml:space="preserve">1923; </w:t>
-      </w:r>
-      <w:r>
-        <w:rPr>
-          <w:i/>
-          <w:kern w:val="24"/>
-          <w:sz w:val="24"/>
-          <w:szCs w:val="24"/>
-          <w:lang w:val="fr-FR"/>
-        </w:rPr>
-        <w:t xml:space="preserve">La Commission </w:t>
-      </w:r>
-      <w:r>
-        <w:rPr>
-          <w:i/>
-          <w:kern w:val="24"/>
-          <w:sz w:val="24"/>
-          <w:szCs w:val="24"/>
-          <w:lang w:val="fr-FR"/>
-        </w:rPr>
-        <w:t>e</w:t>
-      </w:r>
-      <w:r>
-        <w:rPr>
-          <w:i/>
-          <w:kern w:val="24"/>
-          <w:sz w:val="24"/>
-          <w:szCs w:val="24"/>
-          <w:lang w:val="fr-FR"/>
-        </w:rPr>
-        <w:t>uropéenne du Danube et son Œuvre de 1856 à 1931</w:t>
-      </w:r>
-      <w:r>
-        <w:rPr>
-          <w:kern w:val="24"/>
-          <w:sz w:val="24"/>
-          <w:szCs w:val="24"/>
-          <w:lang w:val="fr-FR"/>
-        </w:rPr>
-        <w:t xml:space="preserve">, Paris 1931; P. </w:t>
-      </w:r>
-      <w:proofErr w:type="spellStart"/>
-      <w:r>
-        <w:rPr>
-          <w:snapToGrid w:val="0"/>
-          <w:kern w:val="24"/>
-          <w:sz w:val="24"/>
-          <w:szCs w:val="24"/>
-          <w:lang w:val="fr-FR"/>
-        </w:rPr>
-        <w:t>Gogeanu</w:t>
-      </w:r>
-      <w:proofErr w:type="spellEnd"/>
-      <w:r>
-        <w:rPr>
-          <w:snapToGrid w:val="0"/>
-          <w:kern w:val="24"/>
-          <w:sz w:val="24"/>
-          <w:szCs w:val="24"/>
-          <w:lang w:val="fr-FR"/>
-        </w:rPr>
-        <w:t xml:space="preserve">, </w:t>
-      </w:r>
-      <w:proofErr w:type="spellStart"/>
-      <w:r>
-        <w:rPr>
-          <w:i/>
-          <w:kern w:val="24"/>
-          <w:sz w:val="24"/>
-          <w:szCs w:val="24"/>
-          <w:lang w:val="fr-FR"/>
-        </w:rPr>
-        <w:t>Dunărea</w:t>
-      </w:r>
-      <w:proofErr w:type="spellEnd"/>
-      <w:r>
-        <w:rPr>
-          <w:i/>
-          <w:kern w:val="24"/>
-          <w:sz w:val="24"/>
-          <w:szCs w:val="24"/>
-          <w:lang w:val="fr-FR"/>
-        </w:rPr>
-        <w:t xml:space="preserve"> </w:t>
-      </w:r>
-      <w:proofErr w:type="spellStart"/>
-      <w:r>
-        <w:rPr>
-          <w:i/>
-          <w:kern w:val="24"/>
-          <w:sz w:val="24"/>
-          <w:szCs w:val="24"/>
-          <w:lang w:val="fr-FR"/>
-        </w:rPr>
-        <w:t>în</w:t>
-      </w:r>
-      <w:proofErr w:type="spellEnd"/>
-      <w:r>
-        <w:rPr>
-          <w:i/>
-          <w:kern w:val="24"/>
-          <w:sz w:val="24"/>
-          <w:szCs w:val="24"/>
-          <w:lang w:val="fr-FR"/>
-        </w:rPr>
-        <w:t xml:space="preserve"> </w:t>
-      </w:r>
-      <w:proofErr w:type="spellStart"/>
-      <w:r>
-        <w:rPr>
-          <w:i/>
-          <w:kern w:val="24"/>
-          <w:sz w:val="24"/>
-          <w:szCs w:val="24"/>
-          <w:lang w:val="fr-FR"/>
-        </w:rPr>
-        <w:t>relaţiile</w:t>
-      </w:r>
-      <w:proofErr w:type="spellEnd"/>
-      <w:r>
-        <w:rPr>
-          <w:i/>
-          <w:kern w:val="24"/>
-          <w:sz w:val="24"/>
-          <w:szCs w:val="24"/>
-          <w:lang w:val="fr-FR"/>
-        </w:rPr>
-        <w:t xml:space="preserve"> </w:t>
-      </w:r>
-      <w:proofErr w:type="spellStart"/>
-      <w:r>
-        <w:rPr>
-          <w:i/>
-          <w:kern w:val="24"/>
-          <w:sz w:val="24"/>
-          <w:szCs w:val="24"/>
-          <w:lang w:val="fr-FR"/>
-        </w:rPr>
-        <w:t>internaţionale</w:t>
-      </w:r>
-      <w:proofErr w:type="spellEnd"/>
-      <w:r>
-        <w:rPr>
-          <w:iCs/>
-          <w:kern w:val="24"/>
-          <w:sz w:val="24"/>
-          <w:szCs w:val="24"/>
-          <w:lang w:val="fr-FR"/>
-        </w:rPr>
-        <w:t xml:space="preserve">, </w:t>
-      </w:r>
-      <w:proofErr w:type="spellStart"/>
-      <w:r>
-        <w:rPr>
-          <w:kern w:val="24"/>
-          <w:sz w:val="24"/>
-          <w:szCs w:val="24"/>
-          <w:lang w:val="fr-FR"/>
-        </w:rPr>
-        <w:t>Bucharest</w:t>
-      </w:r>
-      <w:proofErr w:type="spellEnd"/>
-      <w:r>
-        <w:rPr>
-          <w:kern w:val="24"/>
-          <w:sz w:val="24"/>
-          <w:szCs w:val="24"/>
-          <w:lang w:val="fr-FR"/>
-        </w:rPr>
-        <w:t xml:space="preserve"> 1970; P. </w:t>
-      </w:r>
-      <w:proofErr w:type="spellStart"/>
-      <w:r>
-        <w:rPr>
-          <w:kern w:val="24"/>
-          <w:sz w:val="24"/>
-          <w:szCs w:val="24"/>
-          <w:lang w:val="fr-FR"/>
-        </w:rPr>
-        <w:t>Cernovodeanu</w:t>
-      </w:r>
-      <w:proofErr w:type="spellEnd"/>
-      <w:r>
-        <w:rPr>
-          <w:kern w:val="24"/>
-          <w:sz w:val="24"/>
-          <w:szCs w:val="24"/>
-          <w:lang w:val="fr-FR"/>
-        </w:rPr>
-        <w:t xml:space="preserve">, </w:t>
-      </w:r>
-      <w:proofErr w:type="spellStart"/>
-      <w:r>
-        <w:rPr>
-          <w:i/>
-          <w:kern w:val="24"/>
-          <w:sz w:val="24"/>
-          <w:szCs w:val="24"/>
-          <w:lang w:val="fr-FR"/>
-        </w:rPr>
-        <w:t>Relaţiile</w:t>
-      </w:r>
-      <w:proofErr w:type="spellEnd"/>
-      <w:r>
-        <w:rPr>
-          <w:i/>
-          <w:kern w:val="24"/>
-          <w:sz w:val="24"/>
-          <w:szCs w:val="24"/>
-          <w:lang w:val="fr-FR"/>
-        </w:rPr>
-        <w:t xml:space="preserve"> </w:t>
-      </w:r>
-      <w:proofErr w:type="spellStart"/>
-      <w:r>
-        <w:rPr>
-          <w:i/>
-          <w:kern w:val="24"/>
-          <w:sz w:val="24"/>
-          <w:szCs w:val="24"/>
-          <w:lang w:val="fr-FR"/>
-        </w:rPr>
-        <w:t>comerciale</w:t>
-      </w:r>
-      <w:proofErr w:type="spellEnd"/>
-      <w:r>
-        <w:rPr>
-          <w:i/>
-          <w:kern w:val="24"/>
-          <w:sz w:val="24"/>
-          <w:szCs w:val="24"/>
-          <w:lang w:val="fr-FR"/>
-        </w:rPr>
-        <w:t xml:space="preserve"> </w:t>
-      </w:r>
-      <w:proofErr w:type="spellStart"/>
-      <w:r>
-        <w:rPr>
-          <w:i/>
-          <w:kern w:val="24"/>
-          <w:sz w:val="24"/>
-          <w:szCs w:val="24"/>
-          <w:lang w:val="fr-FR"/>
-        </w:rPr>
-        <w:t>româno-engleze</w:t>
-      </w:r>
-      <w:proofErr w:type="spellEnd"/>
-      <w:r>
-        <w:rPr>
-          <w:i/>
-          <w:kern w:val="24"/>
-          <w:sz w:val="24"/>
-          <w:szCs w:val="24"/>
-          <w:lang w:val="fr-FR"/>
-        </w:rPr>
-        <w:t xml:space="preserve"> </w:t>
-      </w:r>
-      <w:proofErr w:type="spellStart"/>
-      <w:r>
-        <w:rPr>
-          <w:i/>
-          <w:kern w:val="24"/>
-          <w:sz w:val="24"/>
-          <w:szCs w:val="24"/>
-          <w:lang w:val="fr-FR"/>
-        </w:rPr>
-        <w:t>în</w:t>
-      </w:r>
-      <w:proofErr w:type="spellEnd"/>
-      <w:r>
-        <w:rPr>
-          <w:i/>
-          <w:kern w:val="24"/>
-          <w:sz w:val="24"/>
-          <w:szCs w:val="24"/>
-          <w:lang w:val="fr-FR"/>
-        </w:rPr>
-        <w:t xml:space="preserve"> </w:t>
-      </w:r>
-      <w:proofErr w:type="spellStart"/>
-      <w:r>
-        <w:rPr>
-          <w:i/>
-          <w:kern w:val="24"/>
-          <w:sz w:val="24"/>
-          <w:szCs w:val="24"/>
-          <w:lang w:val="fr-FR"/>
-        </w:rPr>
-        <w:t>contextul</w:t>
-      </w:r>
-      <w:proofErr w:type="spellEnd"/>
-      <w:r>
-        <w:rPr>
-          <w:i/>
-          <w:kern w:val="24"/>
-          <w:sz w:val="24"/>
-          <w:szCs w:val="24"/>
-          <w:lang w:val="fr-FR"/>
-        </w:rPr>
-        <w:t xml:space="preserve"> </w:t>
-      </w:r>
-      <w:proofErr w:type="spellStart"/>
-      <w:r>
-        <w:rPr>
-          <w:i/>
-          <w:kern w:val="24"/>
-          <w:sz w:val="24"/>
-          <w:szCs w:val="24"/>
-          <w:lang w:val="fr-FR"/>
-        </w:rPr>
-        <w:t>politicii</w:t>
-      </w:r>
-      <w:proofErr w:type="spellEnd"/>
-      <w:r>
-        <w:rPr>
-          <w:i/>
-          <w:kern w:val="24"/>
-          <w:sz w:val="24"/>
-          <w:szCs w:val="24"/>
-          <w:lang w:val="fr-FR"/>
-        </w:rPr>
-        <w:t xml:space="preserve"> o</w:t>
-      </w:r>
-      <w:r>
-        <w:rPr>
-          <w:i/>
-          <w:kern w:val="24"/>
-          <w:sz w:val="24"/>
-          <w:szCs w:val="24"/>
-          <w:lang w:val="fr-FR"/>
-        </w:rPr>
-        <w:t xml:space="preserve">rientale a </w:t>
-      </w:r>
-      <w:proofErr w:type="spellStart"/>
-      <w:r>
-        <w:rPr>
-          <w:i/>
-          <w:kern w:val="24"/>
-          <w:sz w:val="24"/>
-          <w:szCs w:val="24"/>
-          <w:lang w:val="fr-FR"/>
-        </w:rPr>
-        <w:t>Marii</w:t>
-      </w:r>
-      <w:proofErr w:type="spellEnd"/>
-      <w:r>
-        <w:rPr>
-          <w:i/>
-          <w:kern w:val="24"/>
-          <w:sz w:val="24"/>
-          <w:szCs w:val="24"/>
-          <w:lang w:val="fr-FR"/>
-        </w:rPr>
-        <w:t xml:space="preserve"> </w:t>
-      </w:r>
-      <w:proofErr w:type="spellStart"/>
-      <w:r>
-        <w:rPr>
-          <w:i/>
-          <w:kern w:val="24"/>
-          <w:sz w:val="24"/>
-          <w:szCs w:val="24"/>
-          <w:lang w:val="fr-FR"/>
-        </w:rPr>
-        <w:t>Britanii</w:t>
-      </w:r>
-      <w:proofErr w:type="spellEnd"/>
-      <w:r>
-        <w:rPr>
-          <w:i/>
-          <w:kern w:val="24"/>
-          <w:sz w:val="24"/>
-          <w:szCs w:val="24"/>
-          <w:lang w:val="fr-FR"/>
-        </w:rPr>
-        <w:t xml:space="preserve"> (1803-</w:t>
-      </w:r>
-      <w:r>
-        <w:rPr>
-          <w:i/>
-          <w:kern w:val="24"/>
-          <w:sz w:val="24"/>
-          <w:szCs w:val="24"/>
-          <w:lang w:val="fr-FR"/>
-        </w:rPr>
-        <w:t>1878)</w:t>
-      </w:r>
-      <w:r>
-        <w:rPr>
-          <w:kern w:val="24"/>
-          <w:sz w:val="24"/>
-          <w:szCs w:val="24"/>
-          <w:lang w:val="fr-FR"/>
-        </w:rPr>
-        <w:t xml:space="preserve">, Cluj-Napoca 1986; S.G. </w:t>
-      </w:r>
-      <w:proofErr w:type="spellStart"/>
-      <w:r>
-        <w:rPr>
-          <w:kern w:val="24"/>
-          <w:sz w:val="24"/>
-          <w:szCs w:val="24"/>
-          <w:lang w:val="fr-FR"/>
-        </w:rPr>
-        <w:t>Focas</w:t>
-      </w:r>
-      <w:proofErr w:type="spellEnd"/>
-      <w:r>
-        <w:rPr>
-          <w:kern w:val="24"/>
-          <w:sz w:val="24"/>
-          <w:szCs w:val="24"/>
-          <w:lang w:val="fr-FR"/>
-        </w:rPr>
-        <w:t>,</w:t>
-      </w:r>
-      <w:r>
-        <w:rPr>
-          <w:i/>
-          <w:kern w:val="24"/>
-          <w:sz w:val="24"/>
-          <w:szCs w:val="24"/>
-          <w:lang w:val="fr-FR"/>
-        </w:rPr>
-        <w:t xml:space="preserve"> The </w:t>
-      </w:r>
-      <w:proofErr w:type="spellStart"/>
-      <w:r>
-        <w:rPr>
-          <w:i/>
-          <w:kern w:val="24"/>
-          <w:sz w:val="24"/>
-          <w:szCs w:val="24"/>
-          <w:lang w:val="fr-FR"/>
-        </w:rPr>
-        <w:t>Lower</w:t>
-      </w:r>
-      <w:proofErr w:type="spellEnd"/>
-      <w:r>
-        <w:rPr>
-          <w:i/>
-          <w:kern w:val="24"/>
-          <w:sz w:val="24"/>
-          <w:szCs w:val="24"/>
-          <w:lang w:val="fr-FR"/>
-        </w:rPr>
-        <w:t xml:space="preserve"> Danube River:</w:t>
-      </w:r>
-      <w:r>
-        <w:rPr>
-          <w:i/>
-          <w:kern w:val="24"/>
-          <w:sz w:val="24"/>
-          <w:szCs w:val="24"/>
-          <w:lang w:val="fr-FR"/>
-        </w:rPr>
-        <w:t xml:space="preserve"> In the </w:t>
-      </w:r>
-      <w:proofErr w:type="spellStart"/>
-      <w:r>
-        <w:rPr>
-          <w:i/>
-          <w:kern w:val="24"/>
-          <w:sz w:val="24"/>
-          <w:szCs w:val="24"/>
-          <w:lang w:val="fr-FR"/>
-        </w:rPr>
-        <w:t>Southeastern</w:t>
-      </w:r>
-      <w:proofErr w:type="spellEnd"/>
-      <w:r>
-        <w:rPr>
-          <w:i/>
-          <w:kern w:val="24"/>
-          <w:sz w:val="24"/>
-          <w:szCs w:val="24"/>
-          <w:lang w:val="fr-FR"/>
-        </w:rPr>
-        <w:t xml:space="preserve"> </w:t>
-      </w:r>
-      <w:proofErr w:type="spellStart"/>
-      <w:r>
-        <w:rPr>
-          <w:i/>
-          <w:kern w:val="24"/>
-          <w:sz w:val="24"/>
-          <w:szCs w:val="24"/>
-          <w:lang w:val="fr-FR"/>
-        </w:rPr>
-        <w:t>European</w:t>
-      </w:r>
-      <w:proofErr w:type="spellEnd"/>
-      <w:r>
-        <w:rPr>
-          <w:i/>
-          <w:kern w:val="24"/>
-          <w:sz w:val="24"/>
-          <w:szCs w:val="24"/>
-          <w:lang w:val="fr-FR"/>
-        </w:rPr>
-        <w:t xml:space="preserve"> </w:t>
-      </w:r>
-      <w:proofErr w:type="spellStart"/>
-      <w:r>
-        <w:rPr>
-          <w:i/>
-          <w:kern w:val="24"/>
-          <w:sz w:val="24"/>
-          <w:szCs w:val="24"/>
-          <w:lang w:val="fr-FR"/>
-        </w:rPr>
-        <w:t>Poli</w:t>
-      </w:r>
-      <w:r>
-        <w:rPr>
-          <w:i/>
-          <w:kern w:val="24"/>
-          <w:sz w:val="24"/>
-          <w:szCs w:val="24"/>
-          <w:lang w:val="fr-FR"/>
-        </w:rPr>
-        <w:t>tical</w:t>
-      </w:r>
-      <w:proofErr w:type="spellEnd"/>
-      <w:r>
-        <w:rPr>
-          <w:i/>
-          <w:kern w:val="24"/>
-          <w:sz w:val="24"/>
-          <w:szCs w:val="24"/>
-          <w:lang w:val="fr-FR"/>
-        </w:rPr>
-        <w:t xml:space="preserve"> </w:t>
-      </w:r>
-      <w:r>
-        <w:rPr>
-          <w:i/>
-          <w:kern w:val="24"/>
-          <w:sz w:val="24"/>
-          <w:szCs w:val="24"/>
-          <w:lang w:val="fr-FR"/>
-        </w:rPr>
-        <w:t xml:space="preserve">and </w:t>
-      </w:r>
-      <w:proofErr w:type="spellStart"/>
-      <w:r>
-        <w:rPr>
-          <w:i/>
-          <w:kern w:val="24"/>
-          <w:sz w:val="24"/>
-          <w:szCs w:val="24"/>
-          <w:lang w:val="fr-FR"/>
-        </w:rPr>
-        <w:t>Economic</w:t>
-      </w:r>
-      <w:proofErr w:type="spellEnd"/>
-      <w:r>
-        <w:rPr>
-          <w:i/>
-          <w:kern w:val="24"/>
-          <w:sz w:val="24"/>
-          <w:szCs w:val="24"/>
-          <w:lang w:val="fr-FR"/>
-        </w:rPr>
-        <w:t xml:space="preserve"> </w:t>
-      </w:r>
-      <w:proofErr w:type="spellStart"/>
-      <w:r>
-        <w:rPr>
-          <w:i/>
-          <w:kern w:val="24"/>
-          <w:sz w:val="24"/>
-          <w:szCs w:val="24"/>
-          <w:lang w:val="fr-FR"/>
-        </w:rPr>
-        <w:t>Complex</w:t>
-      </w:r>
-      <w:proofErr w:type="spellEnd"/>
-      <w:r>
-        <w:rPr>
-          <w:i/>
-          <w:kern w:val="24"/>
-          <w:sz w:val="24"/>
-          <w:szCs w:val="24"/>
-          <w:lang w:val="fr-FR"/>
-        </w:rPr>
-        <w:t xml:space="preserve"> </w:t>
-      </w:r>
-      <w:proofErr w:type="spellStart"/>
-      <w:r>
-        <w:rPr>
-          <w:i/>
-          <w:kern w:val="24"/>
-          <w:sz w:val="24"/>
-          <w:szCs w:val="24"/>
-          <w:lang w:val="fr-FR"/>
-        </w:rPr>
-        <w:t>from</w:t>
-      </w:r>
-      <w:proofErr w:type="spellEnd"/>
-      <w:r>
-        <w:rPr>
-          <w:i/>
-          <w:kern w:val="24"/>
-          <w:sz w:val="24"/>
-          <w:szCs w:val="24"/>
-          <w:lang w:val="fr-FR"/>
-        </w:rPr>
-        <w:t xml:space="preserve"> </w:t>
-      </w:r>
-      <w:proofErr w:type="spellStart"/>
-      <w:r>
-        <w:rPr>
-          <w:i/>
-          <w:kern w:val="24"/>
-          <w:sz w:val="24"/>
-          <w:szCs w:val="24"/>
-          <w:lang w:val="fr-FR"/>
-        </w:rPr>
-        <w:t>Antiquity</w:t>
-      </w:r>
-      <w:proofErr w:type="spellEnd"/>
-      <w:r>
-        <w:rPr>
-          <w:i/>
-          <w:kern w:val="24"/>
-          <w:sz w:val="24"/>
-          <w:szCs w:val="24"/>
-          <w:lang w:val="fr-FR"/>
-        </w:rPr>
-        <w:t xml:space="preserve"> to the </w:t>
-      </w:r>
-      <w:proofErr w:type="spellStart"/>
-      <w:r>
-        <w:rPr>
-          <w:i/>
-          <w:kern w:val="24"/>
-          <w:sz w:val="24"/>
-          <w:szCs w:val="24"/>
-          <w:lang w:val="fr-FR"/>
-        </w:rPr>
-        <w:t>Conference</w:t>
-      </w:r>
-      <w:proofErr w:type="spellEnd"/>
-      <w:r>
-        <w:rPr>
-          <w:i/>
-          <w:kern w:val="24"/>
-          <w:sz w:val="24"/>
-          <w:szCs w:val="24"/>
-          <w:lang w:val="fr-FR"/>
-        </w:rPr>
-        <w:t xml:space="preserve"> of Belgrade of 1948</w:t>
-      </w:r>
-      <w:r>
-        <w:rPr>
-          <w:kern w:val="24"/>
-          <w:sz w:val="24"/>
-          <w:szCs w:val="24"/>
-          <w:lang w:val="fr-FR"/>
-        </w:rPr>
-        <w:t xml:space="preserve">, Boulder 1987; C.W.S. Hartley, </w:t>
-      </w:r>
-      <w:r>
-        <w:rPr>
-          <w:i/>
-          <w:kern w:val="24"/>
-          <w:sz w:val="24"/>
-          <w:szCs w:val="24"/>
-          <w:lang w:val="fr-FR"/>
-        </w:rPr>
-        <w:t xml:space="preserve">A </w:t>
-      </w:r>
-      <w:proofErr w:type="spellStart"/>
-      <w:r>
-        <w:rPr>
-          <w:i/>
-          <w:kern w:val="24"/>
-          <w:sz w:val="24"/>
-          <w:szCs w:val="24"/>
-          <w:lang w:val="fr-FR"/>
-        </w:rPr>
-        <w:t>Biography</w:t>
-      </w:r>
-      <w:proofErr w:type="spellEnd"/>
-      <w:r>
-        <w:rPr>
-          <w:i/>
-          <w:kern w:val="24"/>
-          <w:sz w:val="24"/>
-          <w:szCs w:val="24"/>
-          <w:lang w:val="fr-FR"/>
-        </w:rPr>
-        <w:t xml:space="preserve"> of Sir Charles Hartley, Civil </w:t>
-      </w:r>
-      <w:proofErr w:type="spellStart"/>
-      <w:r>
-        <w:rPr>
-          <w:i/>
-          <w:kern w:val="24"/>
-          <w:sz w:val="24"/>
-          <w:szCs w:val="24"/>
-          <w:lang w:val="fr-FR"/>
-        </w:rPr>
-        <w:t>Engineer</w:t>
-      </w:r>
-      <w:proofErr w:type="spellEnd"/>
-      <w:r>
-        <w:rPr>
-          <w:i/>
-          <w:kern w:val="24"/>
-          <w:sz w:val="24"/>
-          <w:szCs w:val="24"/>
-          <w:lang w:val="fr-FR"/>
-        </w:rPr>
-        <w:t xml:space="preserve"> (1825</w:t>
-      </w:r>
-      <w:r>
-        <w:rPr>
-          <w:i/>
-          <w:kern w:val="24"/>
-          <w:sz w:val="24"/>
-          <w:szCs w:val="24"/>
-          <w:lang w:val="fr-FR"/>
-        </w:rPr>
-        <w:t>-</w:t>
-      </w:r>
-      <w:r>
-        <w:rPr>
-          <w:i/>
-          <w:kern w:val="24"/>
-          <w:sz w:val="24"/>
-          <w:szCs w:val="24"/>
-          <w:lang w:val="fr-FR"/>
-        </w:rPr>
-        <w:t>1915):</w:t>
-      </w:r>
-      <w:r>
-        <w:rPr>
-          <w:i/>
-          <w:kern w:val="24"/>
-          <w:sz w:val="24"/>
-          <w:szCs w:val="24"/>
-          <w:lang w:val="fr-FR"/>
-        </w:rPr>
-        <w:t xml:space="preserve"> </w:t>
-      </w:r>
-      <w:r>
-        <w:rPr>
-          <w:i/>
-          <w:kern w:val="24"/>
-          <w:sz w:val="24"/>
-          <w:szCs w:val="24"/>
-          <w:lang w:val="en-GB"/>
-        </w:rPr>
-        <w:t>The Father of the Danube</w:t>
-      </w:r>
-      <w:r>
-        <w:rPr>
-          <w:iCs/>
-          <w:kern w:val="24"/>
-          <w:sz w:val="24"/>
-          <w:szCs w:val="24"/>
-          <w:lang w:val="en-GB"/>
-        </w:rPr>
-        <w:t>, V</w:t>
-      </w:r>
-      <w:r>
-        <w:rPr>
-          <w:iCs/>
-          <w:kern w:val="24"/>
-          <w:sz w:val="24"/>
-          <w:szCs w:val="24"/>
-          <w:lang w:val="en-GB"/>
-        </w:rPr>
-        <w:t>olumes</w:t>
-      </w:r>
-      <w:r>
-        <w:rPr>
-          <w:iCs/>
-          <w:kern w:val="24"/>
-          <w:sz w:val="24"/>
-          <w:szCs w:val="24"/>
-          <w:lang w:val="en-GB"/>
-        </w:rPr>
-        <w:t xml:space="preserve"> I-II, Lewiston </w:t>
-      </w:r>
-      <w:r>
-        <w:rPr>
-          <w:kern w:val="24"/>
-          <w:sz w:val="24"/>
-          <w:szCs w:val="24"/>
-          <w:lang w:val="en-GB"/>
-        </w:rPr>
-        <w:t xml:space="preserve">1989; Ș. Stanciu, </w:t>
-      </w:r>
-      <w:proofErr w:type="spellStart"/>
-      <w:r>
-        <w:rPr>
-          <w:i/>
-          <w:kern w:val="24"/>
-          <w:sz w:val="24"/>
-          <w:szCs w:val="24"/>
-          <w:lang w:val="en-GB"/>
-        </w:rPr>
-        <w:t>România</w:t>
-      </w:r>
-      <w:proofErr w:type="spellEnd"/>
-      <w:r>
-        <w:rPr>
-          <w:i/>
-          <w:kern w:val="24"/>
-          <w:sz w:val="24"/>
-          <w:szCs w:val="24"/>
-          <w:lang w:val="en-GB"/>
-        </w:rPr>
-        <w:t xml:space="preserve"> </w:t>
-      </w:r>
-      <w:proofErr w:type="spellStart"/>
-      <w:r>
-        <w:rPr>
-          <w:i/>
-          <w:kern w:val="24"/>
-          <w:sz w:val="24"/>
-          <w:szCs w:val="24"/>
-          <w:lang w:val="en-GB"/>
-        </w:rPr>
-        <w:t>şi</w:t>
-      </w:r>
-      <w:proofErr w:type="spellEnd"/>
-      <w:r>
-        <w:rPr>
-          <w:i/>
-          <w:kern w:val="24"/>
-          <w:sz w:val="24"/>
-          <w:szCs w:val="24"/>
-          <w:lang w:val="en-GB"/>
-        </w:rPr>
-        <w:t xml:space="preserve"> </w:t>
-      </w:r>
-      <w:proofErr w:type="spellStart"/>
-      <w:r>
-        <w:rPr>
-          <w:i/>
-          <w:kern w:val="24"/>
-          <w:sz w:val="24"/>
-          <w:szCs w:val="24"/>
-          <w:lang w:val="en-GB"/>
-        </w:rPr>
-        <w:t>Comisia</w:t>
-      </w:r>
-      <w:proofErr w:type="spellEnd"/>
-      <w:r>
-        <w:rPr>
-          <w:i/>
-          <w:kern w:val="24"/>
-          <w:sz w:val="24"/>
-          <w:szCs w:val="24"/>
-          <w:lang w:val="en-GB"/>
-        </w:rPr>
-        <w:t xml:space="preserve"> </w:t>
+          <w:i/>
+          <w:kern w:val="24"/>
+          <w:sz w:val="24"/>
+          <w:szCs w:val="24"/>
+          <w:lang w:val="en-GB"/>
+        </w:rPr>
+        <w:t xml:space="preserve"> Comisia </w:t>
       </w:r>
       <w:proofErr w:type="spellStart"/>
       <w:r>
@@ -10722,7 +10558,7 @@
         </w:rPr>
         <w:t xml:space="preserve"> </w:t>
       </w:r>
-      <w:hyperlink r:id="rId11" w:history="1">
+      <w:hyperlink r:id="rId10" w:history="1">
         <w:r>
           <w:rPr>
             <w:rStyle w:val="Hyperlink"/>
@@ -10998,7 +10834,7 @@
         </w:rPr>
         <w:t xml:space="preserve">Eisenberg, </w:t>
       </w:r>
-      <w:hyperlink r:id="rId12" w:history="1">
+      <w:hyperlink r:id="rId11" w:history="1">
         <w:r>
           <w:rPr>
             <w:rStyle w:val="Hyperlink"/>
@@ -11018,9 +10854,9 @@
       </w:r>
     </w:p>
     <w:sectPr>
-      <w:headerReference w:type="even" r:id="rId13"/>
-      <w:headerReference w:type="default" r:id="rId14"/>
-      <w:footerReference w:type="default" r:id="rId15"/>
+      <w:headerReference w:type="even" r:id="rId12"/>
+      <w:headerReference w:type="default" r:id="rId13"/>
+      <w:footerReference w:type="default" r:id="rId14"/>
       <w:pgSz w:w="11907" w:h="16840" w:code="9"/>
       <w:pgMar w:top="1440" w:right="1440" w:bottom="1440" w:left="1440" w:header="720" w:footer="720" w:gutter="0"/>
       <w:pgNumType w:start="1"/>
@@ -11031,7 +10867,7 @@
 </file>
 
 <file path=word/endnotes.xml><?xml version="1.0" encoding="utf-8"?>
-<w:endnotes xmlns:wpc="http://schemas.microsoft.com/office/word/2010/wordprocessingCanvas" xmlns:cx="http://schemas.microsoft.com/office/drawing/2014/chartex" xmlns:cx1="http://schemas.microsoft.com/office/drawing/2015/9/8/chartex" xmlns:cx2="http://schemas.microsoft.com/office/drawing/2015/10/21/chartex" xmlns:cx3="http://schemas.microsoft.com/office/drawing/2016/5/9/chartex" xmlns:cx4="http://schemas.microsoft.com/office/drawing/2016/5/10/chartex" xmlns:cx5="http://schemas.microsoft.com/office/drawing/2016/5/11/chartex" xmlns:cx6="http://schemas.microsoft.com/office/drawing/2016/5/12/chartex" xmlns:cx7="http://schemas.microsoft.com/office/drawing/2016/5/13/chartex" xmlns:cx8="http://schemas.microsoft.com/office/drawing/2016/5/14/chartex" xmlns:mc="http://schemas.openxmlformats.org/markup-compatibility/2006" xmlns:aink="http://schemas.microsoft.com/office/drawing/2016/ink" xmlns:am3d="http://schemas.microsoft.com/office/drawing/2017/model3d" xmlns:o="urn:schemas-microsoft-com:office:office" xmlns:oel="http://schemas.microsoft.com/office/2019/extlst" xmlns:r="http://schemas.openxmlformats.org/officeDocument/2006/relationships" xmlns:m="http://schemas.openxmlformats.org/officeDocument/2006/math" xmlns:v="urn:schemas-microsoft-com:vml" xmlns:wp14="http://schemas.microsoft.com/office/word/2010/wordprocessingDrawing" xmlns:wp="http://schemas.openxmlformats.org/drawingml/2006/wordprocessingDrawing" xmlns:w10="urn:schemas-microsoft-com:office:word" xmlns:w="http://schemas.openxmlformats.org/wordprocessingml/2006/main" xmlns:w14="http://schemas.microsoft.com/office/word/2010/wordml" xmlns:w15="http://schemas.microsoft.com/office/word/2012/wordml" xmlns:w16cex="http://schemas.microsoft.com/office/word/2018/wordml/cex" xmlns:w16cid="http://schemas.microsoft.com/office/word/2016/wordml/cid" xmlns:w16="http://schemas.microsoft.com/office/word/2018/wordml" xmlns:w16du="http://schemas.microsoft.com/office/word/2023/wordml/word16du" xmlns:w16sdtdh="http://schemas.microsoft.com/office/word/2020/wordml/sdtdatahash" xmlns:w16sdtfl="http://schemas.microsoft.com/office/word/2024/wordml/sdtformatlock" xmlns:w16se="http://schemas.microsoft.com/office/word/2015/wordml/symex" xmlns:wpg="http://schemas.microsoft.com/office/word/2010/wordprocessingGroup" xmlns:wpi="http://schemas.microsoft.com/office/word/2010/wordprocessingInk" xmlns:wne="http://schemas.microsoft.com/office/word/2006/wordml" xmlns:wps="http://schemas.microsoft.com/office/word/2010/wordprocessingShape" mc:Ignorable="w14 w15 w16se w16cid w16 w16cex w16sdtdh w16sdtfl w16du wp14">
+<w:endnotes xmlns:wpc="http://schemas.microsoft.com/office/word/2010/wordprocessingCanvas" xmlns:cx="http://schemas.microsoft.com/office/drawing/2014/chartex" xmlns:cx1="http://schemas.microsoft.com/office/drawing/2015/9/8/chartex" xmlns:cx2="http://schemas.microsoft.com/office/drawing/2015/10/21/chartex" xmlns:cx3="http://schemas.microsoft.com/office/drawing/2016/5/9/chartex" xmlns:cx4="http://schemas.microsoft.com/office/drawing/2016/5/10/chartex" xmlns:cx5="http://schemas.microsoft.com/office/drawing/2016/5/11/chartex" xmlns:cx6="http://schemas.microsoft.com/office/drawing/2016/5/12/chartex" xmlns:cx7="http://schemas.microsoft.com/office/drawing/2016/5/13/chartex" xmlns:cx8="http://schemas.microsoft.com/office/drawing/2016/5/14/chartex" xmlns:mc="http://schemas.openxmlformats.org/markup-compatibility/2006" xmlns:m="http://schemas.openxmlformats.org/officeDocument/2006/math" xmlns:aink="http://schemas.microsoft.com/office/drawing/2016/ink" xmlns:am3d="http://schemas.microsoft.com/office/drawing/2017/model3d" xmlns:oel="http://schemas.microsoft.com/office/2019/extlst" xmlns:r="http://schemas.openxmlformats.org/officeDocument/2006/relationships" xmlns:wp14="http://schemas.microsoft.com/office/word/2010/wordprocessingDrawing" xmlns:wp="http://schemas.openxmlformats.org/drawingml/2006/wordprocessingDrawing" xmlns:wpg="http://schemas.microsoft.com/office/word/2010/wordprocessingGroup" xmlns:wpi="http://schemas.microsoft.com/office/word/2010/wordprocessingInk" xmlns:wps="http://schemas.microsoft.com/office/word/2010/wordprocessingShape" xmlns:o="urn:schemas-microsoft-com:office:office" xmlns:v="urn:schemas-microsoft-com:vml" xmlns:w10="urn:schemas-microsoft-com:office:word" xmlns:w="http://schemas.openxmlformats.org/wordprocessingml/2006/main" xmlns:w14="http://schemas.microsoft.com/office/word/2010/wordml" xmlns:w15="http://schemas.microsoft.com/office/word/2012/wordml" xmlns:w16cei="http://schemas.microsoft.com/office/word/2026/wordml/cei" xmlns:w16cex="http://schemas.microsoft.com/office/word/2018/wordml/cex" xmlns:w16cid="http://schemas.microsoft.com/office/word/2016/wordml/cid" xmlns:w16="http://schemas.microsoft.com/office/word/2018/wordml" xmlns:w16sdtdh="http://schemas.microsoft.com/office/word/2020/wordml/sdtdatahash" xmlns:w16sdtfl="http://schemas.microsoft.com/office/word/2024/wordml/sdtformatlock" xmlns:w16se="http://schemas.microsoft.com/office/word/2015/wordml/symex" xmlns:w16du="http://schemas.microsoft.com/office/word/2023/wordml/word16du" xmlns:wne="http://schemas.microsoft.com/office/word/2006/wordml" mc:Ignorable="w14 w15 w16se w16cid w16 w16cex w16sdtdh w16sdtfl w16du wp14">
   <w:endnote w:type="separator" w:id="-1">
     <w:p>
       <w:r>
@@ -11050,7 +10886,7 @@
 </file>
 
 <file path=word/footer1.xml><?xml version="1.0" encoding="utf-8"?>
-<w:ftr xmlns:wpc="http://schemas.microsoft.com/office/word/2010/wordprocessingCanvas" xmlns:cx="http://schemas.microsoft.com/office/drawing/2014/chartex" xmlns:cx1="http://schemas.microsoft.com/office/drawing/2015/9/8/chartex" xmlns:cx2="http://schemas.microsoft.com/office/drawing/2015/10/21/chartex" xmlns:cx3="http://schemas.microsoft.com/office/drawing/2016/5/9/chartex" xmlns:cx4="http://schemas.microsoft.com/office/drawing/2016/5/10/chartex" xmlns:cx5="http://schemas.microsoft.com/office/drawing/2016/5/11/chartex" xmlns:cx6="http://schemas.microsoft.com/office/drawing/2016/5/12/chartex" xmlns:cx7="http://schemas.microsoft.com/office/drawing/2016/5/13/chartex" xmlns:cx8="http://schemas.microsoft.com/office/drawing/2016/5/14/chartex" xmlns:mc="http://schemas.openxmlformats.org/markup-compatibility/2006" xmlns:aink="http://schemas.microsoft.com/office/drawing/2016/ink" xmlns:am3d="http://schemas.microsoft.com/office/drawing/2017/model3d" xmlns:o="urn:schemas-microsoft-com:office:office" xmlns:oel="http://schemas.microsoft.com/office/2019/extlst" xmlns:r="http://schemas.openxmlformats.org/officeDocument/2006/relationships" xmlns:m="http://schemas.openxmlformats.org/officeDocument/2006/math" xmlns:v="urn:schemas-microsoft-com:vml" xmlns:wp14="http://schemas.microsoft.com/office/word/2010/wordprocessingDrawing" xmlns:wp="http://schemas.openxmlformats.org/drawingml/2006/wordprocessingDrawing" xmlns:w10="urn:schemas-microsoft-com:office:word" xmlns:w="http://schemas.openxmlformats.org/wordprocessingml/2006/main" xmlns:w14="http://schemas.microsoft.com/office/word/2010/wordml" xmlns:w15="http://schemas.microsoft.com/office/word/2012/wordml" xmlns:w16cex="http://schemas.microsoft.com/office/word/2018/wordml/cex" xmlns:w16cid="http://schemas.microsoft.com/office/word/2016/wordml/cid" xmlns:w16="http://schemas.microsoft.com/office/word/2018/wordml" xmlns:w16du="http://schemas.microsoft.com/office/word/2023/wordml/word16du" xmlns:w16sdtdh="http://schemas.microsoft.com/office/word/2020/wordml/sdtdatahash" xmlns:w16sdtfl="http://schemas.microsoft.com/office/word/2024/wordml/sdtformatlock" xmlns:w16se="http://schemas.microsoft.com/office/word/2015/wordml/symex" xmlns:wpg="http://schemas.microsoft.com/office/word/2010/wordprocessingGroup" xmlns:wpi="http://schemas.microsoft.com/office/word/2010/wordprocessingInk" xmlns:wne="http://schemas.microsoft.com/office/word/2006/wordml" xmlns:wps="http://schemas.microsoft.com/office/word/2010/wordprocessingShape" mc:Ignorable="w14 w15 w16se w16cid w16 w16cex w16sdtdh w16sdtfl w16du wp14">
+<w:ftr xmlns:wpc="http://schemas.microsoft.com/office/word/2010/wordprocessingCanvas" xmlns:cx="http://schemas.microsoft.com/office/drawing/2014/chartex" xmlns:cx1="http://schemas.microsoft.com/office/drawing/2015/9/8/chartex" xmlns:cx2="http://schemas.microsoft.com/office/drawing/2015/10/21/chartex" xmlns:cx3="http://schemas.microsoft.com/office/drawing/2016/5/9/chartex" xmlns:cx4="http://schemas.microsoft.com/office/drawing/2016/5/10/chartex" xmlns:cx5="http://schemas.microsoft.com/office/drawing/2016/5/11/chartex" xmlns:cx6="http://schemas.microsoft.com/office/drawing/2016/5/12/chartex" xmlns:cx7="http://schemas.microsoft.com/office/drawing/2016/5/13/chartex" xmlns:cx8="http://schemas.microsoft.com/office/drawing/2016/5/14/chartex" xmlns:mc="http://schemas.openxmlformats.org/markup-compatibility/2006" xmlns:m="http://schemas.openxmlformats.org/officeDocument/2006/math" xmlns:aink="http://schemas.microsoft.com/office/drawing/2016/ink" xmlns:am3d="http://schemas.microsoft.com/office/drawing/2017/model3d" xmlns:oel="http://schemas.microsoft.com/office/2019/extlst" xmlns:r="http://schemas.openxmlformats.org/officeDocument/2006/relationships" xmlns:wp14="http://schemas.microsoft.com/office/word/2010/wordprocessingDrawing" xmlns:wp="http://schemas.openxmlformats.org/drawingml/2006/wordprocessingDrawing" xmlns:wpg="http://schemas.microsoft.com/office/word/2010/wordprocessingGroup" xmlns:wpi="http://schemas.microsoft.com/office/word/2010/wordprocessingInk" xmlns:wps="http://schemas.microsoft.com/office/word/2010/wordprocessingShape" xmlns:o="urn:schemas-microsoft-com:office:office" xmlns:v="urn:schemas-microsoft-com:vml" xmlns:w10="urn:schemas-microsoft-com:office:word" xmlns:w="http://schemas.openxmlformats.org/wordprocessingml/2006/main" xmlns:w14="http://schemas.microsoft.com/office/word/2010/wordml" xmlns:w15="http://schemas.microsoft.com/office/word/2012/wordml" xmlns:w16cei="http://schemas.microsoft.com/office/word/2026/wordml/cei" xmlns:w16cex="http://schemas.microsoft.com/office/word/2018/wordml/cex" xmlns:w16cid="http://schemas.microsoft.com/office/word/2016/wordml/cid" xmlns:w16="http://schemas.microsoft.com/office/word/2018/wordml" xmlns:w16sdtdh="http://schemas.microsoft.com/office/word/2020/wordml/sdtdatahash" xmlns:w16sdtfl="http://schemas.microsoft.com/office/word/2024/wordml/sdtformatlock" xmlns:w16se="http://schemas.microsoft.com/office/word/2015/wordml/symex" xmlns:w16du="http://schemas.microsoft.com/office/word/2023/wordml/word16du" xmlns:wne="http://schemas.microsoft.com/office/word/2006/wordml" mc:Ignorable="w14 w15 w16se w16cid w16 w16cex w16sdtdh w16sdtfl w16du wp14">
   <w:p>
     <w:pPr>
       <w:pStyle w:val="Voettekst"/>
@@ -11082,7 +10918,7 @@
 </file>
 
 <file path=word/footnotes.xml><?xml version="1.0" encoding="utf-8"?>
-<w:footnotes xmlns:wpc="http://schemas.microsoft.com/office/word/2010/wordprocessingCanvas" xmlns:cx="http://schemas.microsoft.com/office/drawing/2014/chartex" xmlns:cx1="http://schemas.microsoft.com/office/drawing/2015/9/8/chartex" xmlns:cx2="http://schemas.microsoft.com/office/drawing/2015/10/21/chartex" xmlns:cx3="http://schemas.microsoft.com/office/drawing/2016/5/9/chartex" xmlns:cx4="http://schemas.microsoft.com/office/drawing/2016/5/10/chartex" xmlns:cx5="http://schemas.microsoft.com/office/drawing/2016/5/11/chartex" xmlns:cx6="http://schemas.microsoft.com/office/drawing/2016/5/12/chartex" xmlns:cx7="http://schemas.microsoft.com/office/drawing/2016/5/13/chartex" xmlns:cx8="http://schemas.microsoft.com/office/drawing/2016/5/14/chartex" xmlns:mc="http://schemas.openxmlformats.org/markup-compatibility/2006" xmlns:aink="http://schemas.microsoft.com/office/drawing/2016/ink" xmlns:am3d="http://schemas.microsoft.com/office/drawing/2017/model3d" xmlns:o="urn:schemas-microsoft-com:office:office" xmlns:oel="http://schemas.microsoft.com/office/2019/extlst" xmlns:r="http://schemas.openxmlformats.org/officeDocument/2006/relationships" xmlns:m="http://schemas.openxmlformats.org/officeDocument/2006/math" xmlns:v="urn:schemas-microsoft-com:vml" xmlns:wp14="http://schemas.microsoft.com/office/word/2010/wordprocessingDrawing" xmlns:wp="http://schemas.openxmlformats.org/drawingml/2006/wordprocessingDrawing" xmlns:w10="urn:schemas-microsoft-com:office:word" xmlns:w="http://schemas.openxmlformats.org/wordprocessingml/2006/main" xmlns:w14="http://schemas.microsoft.com/office/word/2010/wordml" xmlns:w15="http://schemas.microsoft.com/office/word/2012/wordml" xmlns:w16cex="http://schemas.microsoft.com/office/word/2018/wordml/cex" xmlns:w16cid="http://schemas.microsoft.com/office/word/2016/wordml/cid" xmlns:w16="http://schemas.microsoft.com/office/word/2018/wordml" xmlns:w16du="http://schemas.microsoft.com/office/word/2023/wordml/word16du" xmlns:w16sdtdh="http://schemas.microsoft.com/office/word/2020/wordml/sdtdatahash" xmlns:w16sdtfl="http://schemas.microsoft.com/office/word/2024/wordml/sdtformatlock" xmlns:w16se="http://schemas.microsoft.com/office/word/2015/wordml/symex" xmlns:wpg="http://schemas.microsoft.com/office/word/2010/wordprocessingGroup" xmlns:wpi="http://schemas.microsoft.com/office/word/2010/wordprocessingInk" xmlns:wne="http://schemas.microsoft.com/office/word/2006/wordml" xmlns:wps="http://schemas.microsoft.com/office/word/2010/wordprocessingShape" mc:Ignorable="w14 w15 w16se w16cid w16 w16cex w16sdtdh w16sdtfl w16du wp14">
+<w:footnotes xmlns:wpc="http://schemas.microsoft.com/office/word/2010/wordprocessingCanvas" xmlns:cx="http://schemas.microsoft.com/office/drawing/2014/chartex" xmlns:cx1="http://schemas.microsoft.com/office/drawing/2015/9/8/chartex" xmlns:cx2="http://schemas.microsoft.com/office/drawing/2015/10/21/chartex" xmlns:cx3="http://schemas.microsoft.com/office/drawing/2016/5/9/chartex" xmlns:cx4="http://schemas.microsoft.com/office/drawing/2016/5/10/chartex" xmlns:cx5="http://schemas.microsoft.com/office/drawing/2016/5/11/chartex" xmlns:cx6="http://schemas.microsoft.com/office/drawing/2016/5/12/chartex" xmlns:cx7="http://schemas.microsoft.com/office/drawing/2016/5/13/chartex" xmlns:cx8="http://schemas.microsoft.com/office/drawing/2016/5/14/chartex" xmlns:mc="http://schemas.openxmlformats.org/markup-compatibility/2006" xmlns:m="http://schemas.openxmlformats.org/officeDocument/2006/math" xmlns:aink="http://schemas.microsoft.com/office/drawing/2016/ink" xmlns:am3d="http://schemas.microsoft.com/office/drawing/2017/model3d" xmlns:oel="http://schemas.microsoft.com/office/2019/extlst" xmlns:r="http://schemas.openxmlformats.org/officeDocument/2006/relationships" xmlns:wp14="http://schemas.microsoft.com/office/word/2010/wordprocessingDrawing" xmlns:wp="http://schemas.openxmlformats.org/drawingml/2006/wordprocessingDrawing" xmlns:wpg="http://schemas.microsoft.com/office/word/2010/wordprocessingGroup" xmlns:wpi="http://schemas.microsoft.com/office/word/2010/wordprocessingInk" xmlns:wps="http://schemas.microsoft.com/office/word/2010/wordprocessingShape" xmlns:o="urn:schemas-microsoft-com:office:office" xmlns:v="urn:schemas-microsoft-com:vml" xmlns:w10="urn:schemas-microsoft-com:office:word" xmlns:w="http://schemas.openxmlformats.org/wordprocessingml/2006/main" xmlns:w14="http://schemas.microsoft.com/office/word/2010/wordml" xmlns:w15="http://schemas.microsoft.com/office/word/2012/wordml" xmlns:w16cei="http://schemas.microsoft.com/office/word/2026/wordml/cei" xmlns:w16cex="http://schemas.microsoft.com/office/word/2018/wordml/cex" xmlns:w16cid="http://schemas.microsoft.com/office/word/2016/wordml/cid" xmlns:w16="http://schemas.microsoft.com/office/word/2018/wordml" xmlns:w16sdtdh="http://schemas.microsoft.com/office/word/2020/wordml/sdtdatahash" xmlns:w16sdtfl="http://schemas.microsoft.com/office/word/2024/wordml/sdtformatlock" xmlns:w16se="http://schemas.microsoft.com/office/word/2015/wordml/symex" xmlns:w16du="http://schemas.microsoft.com/office/word/2023/wordml/word16du" xmlns:wne="http://schemas.microsoft.com/office/word/2006/wordml" mc:Ignorable="w14 w15 w16se w16cid w16 w16cex w16sdtdh w16sdtfl w16du wp14">
   <w:footnote w:type="separator" w:id="-1">
     <w:p>
       <w:r>
@@ -11101,7 +10937,7 @@
 </file>
 
 <file path=word/header1.xml><?xml version="1.0" encoding="utf-8"?>
-<w:hdr xmlns:wpc="http://schemas.microsoft.com/office/word/2010/wordprocessingCanvas" xmlns:cx="http://schemas.microsoft.com/office/drawing/2014/chartex" xmlns:cx1="http://schemas.microsoft.com/office/drawing/2015/9/8/chartex" xmlns:cx2="http://schemas.microsoft.com/office/drawing/2015/10/21/chartex" xmlns:cx3="http://schemas.microsoft.com/office/drawing/2016/5/9/chartex" xmlns:cx4="http://schemas.microsoft.com/office/drawing/2016/5/10/chartex" xmlns:cx5="http://schemas.microsoft.com/office/drawing/2016/5/11/chartex" xmlns:cx6="http://schemas.microsoft.com/office/drawing/2016/5/12/chartex" xmlns:cx7="http://schemas.microsoft.com/office/drawing/2016/5/13/chartex" xmlns:cx8="http://schemas.microsoft.com/office/drawing/2016/5/14/chartex" xmlns:mc="http://schemas.openxmlformats.org/markup-compatibility/2006" xmlns:aink="http://schemas.microsoft.com/office/drawing/2016/ink" xmlns:am3d="http://schemas.microsoft.com/office/drawing/2017/model3d" xmlns:o="urn:schemas-microsoft-com:office:office" xmlns:oel="http://schemas.microsoft.com/office/2019/extlst" xmlns:r="http://schemas.openxmlformats.org/officeDocument/2006/relationships" xmlns:m="http://schemas.openxmlformats.org/officeDocument/2006/math" xmlns:v="urn:schemas-microsoft-com:vml" xmlns:wp14="http://schemas.microsoft.com/office/word/2010/wordprocessingDrawing" xmlns:wp="http://schemas.openxmlformats.org/drawingml/2006/wordprocessingDrawing" xmlns:w10="urn:schemas-microsoft-com:office:word" xmlns:w="http://schemas.openxmlformats.org/wordprocessingml/2006/main" xmlns:w14="http://schemas.microsoft.com/office/word/2010/wordml" xmlns:w15="http://schemas.microsoft.com/office/word/2012/wordml" xmlns:w16cex="http://schemas.microsoft.com/office/word/2018/wordml/cex" xmlns:w16cid="http://schemas.microsoft.com/office/word/2016/wordml/cid" xmlns:w16="http://schemas.microsoft.com/office/word/2018/wordml" xmlns:w16du="http://schemas.microsoft.com/office/word/2023/wordml/word16du" xmlns:w16sdtdh="http://schemas.microsoft.com/office/word/2020/wordml/sdtdatahash" xmlns:w16sdtfl="http://schemas.microsoft.com/office/word/2024/wordml/sdtformatlock" xmlns:w16se="http://schemas.microsoft.com/office/word/2015/wordml/symex" xmlns:wpg="http://schemas.microsoft.com/office/word/2010/wordprocessingGroup" xmlns:wpi="http://schemas.microsoft.com/office/word/2010/wordprocessingInk" xmlns:wne="http://schemas.microsoft.com/office/word/2006/wordml" xmlns:wps="http://schemas.microsoft.com/office/word/2010/wordprocessingShape" mc:Ignorable="w14 w15 w16se w16cid w16 w16cex w16sdtdh w16sdtfl w16du wp14">
+<w:hdr xmlns:wpc="http://schemas.microsoft.com/office/word/2010/wordprocessingCanvas" xmlns:cx="http://schemas.microsoft.com/office/drawing/2014/chartex" xmlns:cx1="http://schemas.microsoft.com/office/drawing/2015/9/8/chartex" xmlns:cx2="http://schemas.microsoft.com/office/drawing/2015/10/21/chartex" xmlns:cx3="http://schemas.microsoft.com/office/drawing/2016/5/9/chartex" xmlns:cx4="http://schemas.microsoft.com/office/drawing/2016/5/10/chartex" xmlns:cx5="http://schemas.microsoft.com/office/drawing/2016/5/11/chartex" xmlns:cx6="http://schemas.microsoft.com/office/drawing/2016/5/12/chartex" xmlns:cx7="http://schemas.microsoft.com/office/drawing/2016/5/13/chartex" xmlns:cx8="http://schemas.microsoft.com/office/drawing/2016/5/14/chartex" xmlns:mc="http://schemas.openxmlformats.org/markup-compatibility/2006" xmlns:m="http://schemas.openxmlformats.org/officeDocument/2006/math" xmlns:aink="http://schemas.microsoft.com/office/drawing/2016/ink" xmlns:am3d="http://schemas.microsoft.com/office/drawing/2017/model3d" xmlns:oel="http://schemas.microsoft.com/office/2019/extlst" xmlns:r="http://schemas.openxmlformats.org/officeDocument/2006/relationships" xmlns:wp14="http://schemas.microsoft.com/office/word/2010/wordprocessingDrawing" xmlns:wp="http://schemas.openxmlformats.org/drawingml/2006/wordprocessingDrawing" xmlns:wpg="http://schemas.microsoft.com/office/word/2010/wordprocessingGroup" xmlns:wpi="http://schemas.microsoft.com/office/word/2010/wordprocessingInk" xmlns:wps="http://schemas.microsoft.com/office/word/2010/wordprocessingShape" xmlns:o="urn:schemas-microsoft-com:office:office" xmlns:v="urn:schemas-microsoft-com:vml" xmlns:w10="urn:schemas-microsoft-com:office:word" xmlns:w="http://schemas.openxmlformats.org/wordprocessingml/2006/main" xmlns:w14="http://schemas.microsoft.com/office/word/2010/wordml" xmlns:w15="http://schemas.microsoft.com/office/word/2012/wordml" xmlns:w16cei="http://schemas.microsoft.com/office/word/2026/wordml/cei" xmlns:w16cex="http://schemas.microsoft.com/office/word/2018/wordml/cex" xmlns:w16cid="http://schemas.microsoft.com/office/word/2016/wordml/cid" xmlns:w16="http://schemas.microsoft.com/office/word/2018/wordml" xmlns:w16sdtdh="http://schemas.microsoft.com/office/word/2020/wordml/sdtdatahash" xmlns:w16sdtfl="http://schemas.microsoft.com/office/word/2024/wordml/sdtformatlock" xmlns:w16se="http://schemas.microsoft.com/office/word/2015/wordml/symex" xmlns:w16du="http://schemas.microsoft.com/office/word/2023/wordml/word16du" xmlns:wne="http://schemas.microsoft.com/office/word/2006/wordml" mc:Ignorable="w14 w15 w16se w16cid w16 w16cex w16sdtdh w16sdtfl w16du wp14">
   <w:p>
     <w:pPr>
       <w:pStyle w:val="Koptekst"/>
@@ -11316,7 +11152,7 @@
 </file>
 
 <file path=word/header2.xml><?xml version="1.0" encoding="utf-8"?>
-<w:hdr xmlns:wpc="http://schemas.microsoft.com/office/word/2010/wordprocessingCanvas" xmlns:cx="http://schemas.microsoft.com/office/drawing/2014/chartex" xmlns:cx1="http://schemas.microsoft.com/office/drawing/2015/9/8/chartex" xmlns:cx2="http://schemas.microsoft.com/office/drawing/2015/10/21/chartex" xmlns:cx3="http://schemas.microsoft.com/office/drawing/2016/5/9/chartex" xmlns:cx4="http://schemas.microsoft.com/office/drawing/2016/5/10/chartex" xmlns:cx5="http://schemas.microsoft.com/office/drawing/2016/5/11/chartex" xmlns:cx6="http://schemas.microsoft.com/office/drawing/2016/5/12/chartex" xmlns:cx7="http://schemas.microsoft.com/office/drawing/2016/5/13/chartex" xmlns:cx8="http://schemas.microsoft.com/office/drawing/2016/5/14/chartex" xmlns:mc="http://schemas.openxmlformats.org/markup-compatibility/2006" xmlns:aink="http://schemas.microsoft.com/office/drawing/2016/ink" xmlns:am3d="http://schemas.microsoft.com/office/drawing/2017/model3d" xmlns:o="urn:schemas-microsoft-com:office:office" xmlns:oel="http://schemas.microsoft.com/office/2019/extlst" xmlns:r="http://schemas.openxmlformats.org/officeDocument/2006/relationships" xmlns:m="http://schemas.openxmlformats.org/officeDocument/2006/math" xmlns:v="urn:schemas-microsoft-com:vml" xmlns:wp14="http://schemas.microsoft.com/office/word/2010/wordprocessingDrawing" xmlns:wp="http://schemas.openxmlformats.org/drawingml/2006/wordprocessingDrawing" xmlns:w10="urn:schemas-microsoft-com:office:word" xmlns:w="http://schemas.openxmlformats.org/wordprocessingml/2006/main" xmlns:w14="http://schemas.microsoft.com/office/word/2010/wordml" xmlns:w15="http://schemas.microsoft.com/office/word/2012/wordml" xmlns:w16cex="http://schemas.microsoft.com/office/word/2018/wordml/cex" xmlns:w16cid="http://schemas.microsoft.com/office/word/2016/wordml/cid" xmlns:w16="http://schemas.microsoft.com/office/word/2018/wordml" xmlns:w16du="http://schemas.microsoft.com/office/word/2023/wordml/word16du" xmlns:w16sdtdh="http://schemas.microsoft.com/office/word/2020/wordml/sdtdatahash" xmlns:w16sdtfl="http://schemas.microsoft.com/office/word/2024/wordml/sdtformatlock" xmlns:w16se="http://schemas.microsoft.com/office/word/2015/wordml/symex" xmlns:wpg="http://schemas.microsoft.com/office/word/2010/wordprocessingGroup" xmlns:wpi="http://schemas.microsoft.com/office/word/2010/wordprocessingInk" xmlns:wne="http://schemas.microsoft.com/office/word/2006/wordml" xmlns:wps="http://schemas.microsoft.com/office/word/2010/wordprocessingShape" mc:Ignorable="w14 w15 w16se w16cid w16 w16cex w16sdtdh w16sdtfl w16du wp14">
+<w:hdr xmlns:wpc="http://schemas.microsoft.com/office/word/2010/wordprocessingCanvas" xmlns:cx="http://schemas.microsoft.com/office/drawing/2014/chartex" xmlns:cx1="http://schemas.microsoft.com/office/drawing/2015/9/8/chartex" xmlns:cx2="http://schemas.microsoft.com/office/drawing/2015/10/21/chartex" xmlns:cx3="http://schemas.microsoft.com/office/drawing/2016/5/9/chartex" xmlns:cx4="http://schemas.microsoft.com/office/drawing/2016/5/10/chartex" xmlns:cx5="http://schemas.microsoft.com/office/drawing/2016/5/11/chartex" xmlns:cx6="http://schemas.microsoft.com/office/drawing/2016/5/12/chartex" xmlns:cx7="http://schemas.microsoft.com/office/drawing/2016/5/13/chartex" xmlns:cx8="http://schemas.microsoft.com/office/drawing/2016/5/14/chartex" xmlns:mc="http://schemas.openxmlformats.org/markup-compatibility/2006" xmlns:m="http://schemas.openxmlformats.org/officeDocument/2006/math" xmlns:aink="http://schemas.microsoft.com/office/drawing/2016/ink" xmlns:am3d="http://schemas.microsoft.com/office/drawing/2017/model3d" xmlns:oel="http://schemas.microsoft.com/office/2019/extlst" xmlns:r="http://schemas.openxmlformats.org/officeDocument/2006/relationships" xmlns:wp14="http://schemas.microsoft.com/office/word/2010/wordprocessingDrawing" xmlns:wp="http://schemas.openxmlformats.org/drawingml/2006/wordprocessingDrawing" xmlns:wpg="http://schemas.microsoft.com/office/word/2010/wordprocessingGroup" xmlns:wpi="http://schemas.microsoft.com/office/word/2010/wordprocessingInk" xmlns:wps="http://schemas.microsoft.com/office/word/2010/wordprocessingShape" xmlns:o="urn:schemas-microsoft-com:office:office" xmlns:v="urn:schemas-microsoft-com:vml" xmlns:w10="urn:schemas-microsoft-com:office:word" xmlns:w="http://schemas.openxmlformats.org/wordprocessingml/2006/main" xmlns:w14="http://schemas.microsoft.com/office/word/2010/wordml" xmlns:w15="http://schemas.microsoft.com/office/word/2012/wordml" xmlns:w16cei="http://schemas.microsoft.com/office/word/2026/wordml/cei" xmlns:w16cex="http://schemas.microsoft.com/office/word/2018/wordml/cex" xmlns:w16cid="http://schemas.microsoft.com/office/word/2016/wordml/cid" xmlns:w16="http://schemas.microsoft.com/office/word/2018/wordml" xmlns:w16sdtdh="http://schemas.microsoft.com/office/word/2020/wordml/sdtdatahash" xmlns:w16sdtfl="http://schemas.microsoft.com/office/word/2024/wordml/sdtformatlock" xmlns:w16se="http://schemas.microsoft.com/office/word/2015/wordml/symex" xmlns:w16du="http://schemas.microsoft.com/office/word/2023/wordml/word16du" xmlns:wne="http://schemas.microsoft.com/office/word/2006/wordml" mc:Ignorable="w14 w15 w16se w16cid w16 w16cex w16sdtdh w16sdtfl w16du wp14">
   <w:p>
     <w:pPr>
       <w:pStyle w:val="Koptekst"/>
@@ -11373,7 +11209,7 @@
 </file>
 
 <file path=word/numbering.xml><?xml version="1.0" encoding="utf-8"?>
-<w:numbering xmlns:wpc="http://schemas.microsoft.com/office/word/2010/wordprocessingCanvas" xmlns:cx="http://schemas.microsoft.com/office/drawing/2014/chartex" xmlns:cx1="http://schemas.microsoft.com/office/drawing/2015/9/8/chartex" xmlns:cx2="http://schemas.microsoft.com/office/drawing/2015/10/21/chartex" xmlns:cx3="http://schemas.microsoft.com/office/drawing/2016/5/9/chartex" xmlns:cx4="http://schemas.microsoft.com/office/drawing/2016/5/10/chartex" xmlns:cx5="http://schemas.microsoft.com/office/drawing/2016/5/11/chartex" xmlns:cx6="http://schemas.microsoft.com/office/drawing/2016/5/12/chartex" xmlns:cx7="http://schemas.microsoft.com/office/drawing/2016/5/13/chartex" xmlns:cx8="http://schemas.microsoft.com/office/drawing/2016/5/14/chartex" xmlns:mc="http://schemas.openxmlformats.org/markup-compatibility/2006" xmlns:aink="http://schemas.microsoft.com/office/drawing/2016/ink" xmlns:am3d="http://schemas.microsoft.com/office/drawing/2017/model3d" xmlns:o="urn:schemas-microsoft-com:office:office" xmlns:oel="http://schemas.microsoft.com/office/2019/extlst" xmlns:r="http://schemas.openxmlformats.org/officeDocument/2006/relationships" xmlns:m="http://schemas.openxmlformats.org/officeDocument/2006/math" xmlns:v="urn:schemas-microsoft-com:vml" xmlns:wp14="http://schemas.microsoft.com/office/word/2010/wordprocessingDrawing" xmlns:wp="http://schemas.openxmlformats.org/drawingml/2006/wordprocessingDrawing" xmlns:w10="urn:schemas-microsoft-com:office:word" xmlns:w="http://schemas.openxmlformats.org/wordprocessingml/2006/main" xmlns:w14="http://schemas.microsoft.com/office/word/2010/wordml" xmlns:w15="http://schemas.microsoft.com/office/word/2012/wordml" xmlns:w16cex="http://schemas.microsoft.com/office/word/2018/wordml/cex" xmlns:w16cid="http://schemas.microsoft.com/office/word/2016/wordml/cid" xmlns:w16="http://schemas.microsoft.com/office/word/2018/wordml" xmlns:w16du="http://schemas.microsoft.com/office/word/2023/wordml/word16du" xmlns:w16sdtdh="http://schemas.microsoft.com/office/word/2020/wordml/sdtdatahash" xmlns:w16sdtfl="http://schemas.microsoft.com/office/word/2024/wordml/sdtformatlock" xmlns:w16se="http://schemas.microsoft.com/office/word/2015/wordml/symex" xmlns:wpg="http://schemas.microsoft.com/office/word/2010/wordprocessingGroup" xmlns:wpi="http://schemas.microsoft.com/office/word/2010/wordprocessingInk" xmlns:wne="http://schemas.microsoft.com/office/word/2006/wordml" xmlns:wps="http://schemas.microsoft.com/office/word/2010/wordprocessingShape" mc:Ignorable="w14 w15 w16se w16cid w16 w16cex w16sdtdh w16sdtfl w16du wp14">
+<w:numbering xmlns:wpc="http://schemas.microsoft.com/office/word/2010/wordprocessingCanvas" xmlns:cx="http://schemas.microsoft.com/office/drawing/2014/chartex" xmlns:cx1="http://schemas.microsoft.com/office/drawing/2015/9/8/chartex" xmlns:cx2="http://schemas.microsoft.com/office/drawing/2015/10/21/chartex" xmlns:cx3="http://schemas.microsoft.com/office/drawing/2016/5/9/chartex" xmlns:cx4="http://schemas.microsoft.com/office/drawing/2016/5/10/chartex" xmlns:cx5="http://schemas.microsoft.com/office/drawing/2016/5/11/chartex" xmlns:cx6="http://schemas.microsoft.com/office/drawing/2016/5/12/chartex" xmlns:cx7="http://schemas.microsoft.com/office/drawing/2016/5/13/chartex" xmlns:cx8="http://schemas.microsoft.com/office/drawing/2016/5/14/chartex" xmlns:mc="http://schemas.openxmlformats.org/markup-compatibility/2006" xmlns:m="http://schemas.openxmlformats.org/officeDocument/2006/math" xmlns:aink="http://schemas.microsoft.com/office/drawing/2016/ink" xmlns:am3d="http://schemas.microsoft.com/office/drawing/2017/model3d" xmlns:oel="http://schemas.microsoft.com/office/2019/extlst" xmlns:r="http://schemas.openxmlformats.org/officeDocument/2006/relationships" xmlns:wp14="http://schemas.microsoft.com/office/word/2010/wordprocessingDrawing" xmlns:wp="http://schemas.openxmlformats.org/drawingml/2006/wordprocessingDrawing" xmlns:wpg="http://schemas.microsoft.com/office/word/2010/wordprocessingGroup" xmlns:wpi="http://schemas.microsoft.com/office/word/2010/wordprocessingInk" xmlns:wps="http://schemas.microsoft.com/office/word/2010/wordprocessingShape" xmlns:o="urn:schemas-microsoft-com:office:office" xmlns:v="urn:schemas-microsoft-com:vml" xmlns:w10="urn:schemas-microsoft-com:office:word" xmlns:w="http://schemas.openxmlformats.org/wordprocessingml/2006/main" xmlns:w14="http://schemas.microsoft.com/office/word/2010/wordml" xmlns:w15="http://schemas.microsoft.com/office/word/2012/wordml" xmlns:w16cei="http://schemas.microsoft.com/office/word/2026/wordml/cei" xmlns:w16cex="http://schemas.microsoft.com/office/word/2018/wordml/cex" xmlns:w16cid="http://schemas.microsoft.com/office/word/2016/wordml/cid" xmlns:w16="http://schemas.microsoft.com/office/word/2018/wordml" xmlns:w16sdtdh="http://schemas.microsoft.com/office/word/2020/wordml/sdtdatahash" xmlns:w16sdtfl="http://schemas.microsoft.com/office/word/2024/wordml/sdtformatlock" xmlns:w16se="http://schemas.microsoft.com/office/word/2015/wordml/symex" xmlns:w16du="http://schemas.microsoft.com/office/word/2023/wordml/word16du" xmlns:wne="http://schemas.microsoft.com/office/word/2006/wordml" mc:Ignorable="w14 w15 w16se w16cid w16 w16cex w16sdtdh w16sdtfl w16du wp14">
   <w:abstractNum w:abstractNumId="0" w15:restartNumberingAfterBreak="0">
     <w:nsid w:val="4B7F0520"/>
     <w:multiLevelType w:val="multilevel"/>
@@ -11530,7 +11366,7 @@
 </file>
 
 <file path=word/styles.xml><?xml version="1.0" encoding="utf-8"?>
-<w:styles xmlns:mc="http://schemas.openxmlformats.org/markup-compatibility/2006" xmlns:r="http://schemas.openxmlformats.org/officeDocument/2006/relationships" xmlns:w="http://schemas.openxmlformats.org/wordprocessingml/2006/main" xmlns:w14="http://schemas.microsoft.com/office/word/2010/wordml" xmlns:w15="http://schemas.microsoft.com/office/word/2012/wordml" xmlns:w16cex="http://schemas.microsoft.com/office/word/2018/wordml/cex" xmlns:w16cid="http://schemas.microsoft.com/office/word/2016/wordml/cid" xmlns:w16="http://schemas.microsoft.com/office/word/2018/wordml" xmlns:w16du="http://schemas.microsoft.com/office/word/2023/wordml/word16du" xmlns:w16sdtdh="http://schemas.microsoft.com/office/word/2020/wordml/sdtdatahash" xmlns:w16sdtfl="http://schemas.microsoft.com/office/word/2024/wordml/sdtformatlock" xmlns:w16se="http://schemas.microsoft.com/office/word/2015/wordml/symex" mc:Ignorable="w14 w15 w16se w16cid w16 w16cex w16sdtdh w16sdtfl w16du">
+<w:styles xmlns:mc="http://schemas.openxmlformats.org/markup-compatibility/2006" xmlns:r="http://schemas.openxmlformats.org/officeDocument/2006/relationships" xmlns:w="http://schemas.openxmlformats.org/wordprocessingml/2006/main" xmlns:w14="http://schemas.microsoft.com/office/word/2010/wordml" xmlns:w15="http://schemas.microsoft.com/office/word/2012/wordml" xmlns:w16cex="http://schemas.microsoft.com/office/word/2018/wordml/cex" xmlns:w16cid="http://schemas.microsoft.com/office/word/2016/wordml/cid" xmlns:w16="http://schemas.microsoft.com/office/word/2018/wordml" xmlns:w16sdtdh="http://schemas.microsoft.com/office/word/2020/wordml/sdtdatahash" xmlns:w16sdtfl="http://schemas.microsoft.com/office/word/2024/wordml/sdtformatlock" xmlns:w16se="http://schemas.microsoft.com/office/word/2015/wordml/symex" xmlns:w16du="http://schemas.microsoft.com/office/word/2023/wordml/word16du" mc:Ignorable="w14 w15 w16se w16cid w16 w16cex w16sdtdh w16sdtfl w16du">
   <w:docDefaults>
     <w:rPrDefault>
       <w:rPr>
